--- a/diplomna_rabota/Podgotovka_za_zashtitata.docx
+++ b/diplomna_rabota/Podgotovka_za_zashtitata.docx
@@ -30,7 +30,7 @@
         <w:keepNext w:val="false"/>
       </w:pPr>
       <w:r>
-        <w:t xml:space="preserve">Съдържание: как протича защитата в катедра „Електронна техника“, какво да се каже на всеки слайд, вероятните въпроси с кратки отговори и как да отговаряте. Числата са от дипломната работа. Отговорите в т. 3.6 и 3.7 (галванични елементи, зареждане на електромобили) са обща теория по профила на специалността и не са част от работата – сверете ги с лекциите.</w:t>
+        <w:t xml:space="preserve">Съдържание: как протича защитата в катедра „Електронна техника“, какво да се каже на всеки слайд, отговорите на въпросите от рецензията, вероятните въпроси с кратки отговори и как да отговаряте. Числата са от дипломната работа. Отговорите в т. 4.6 и 4.7 (галванични елементи, зареждане на електромобили) са обща теория по профила на специалността и не са част от работата – сверете ги с лекциите.</w:t>
       </w:r>
     </w:p>
     <w:p>
@@ -100,7 +100,7 @@
         <w:t xml:space="preserve">Отговаря се само на забележките, с които не сте съгласни.</w:t>
       </w:r>
       <w:r>
-        <w:t xml:space="preserve"> Благодарете за рецензията и приемете основателните забележки.</w:t>
+        <w:t xml:space="preserve"> На въпросите в рецензията се отговаря – отговорите са в т. 3. Благодарете за рецензията и приемете основателните забележки.</w:t>
       </w:r>
     </w:p>
     <w:p>
@@ -2341,7 +2341,7 @@
         <w:t xml:space="preserve">Най-вероятни въпроси – накратко</w:t>
       </w:r>
       <w:r>
-        <w:t xml:space="preserve"> (подробните отговори са в т. 3):</w:t>
+        <w:t xml:space="preserve"> (подробните отговори са в т. 4):</w:t>
       </w:r>
     </w:p>
     <w:p>
@@ -2550,7 +2550,15 @@
         <w:pageBreakBefore/>
       </w:pPr>
       <w:r>
-        <w:t xml:space="preserve">3. Вероятни въпроси и отговори</w:t>
+        <w:t xml:space="preserve">3. Въпроси от рецензията</w:t>
+      </w:r>
+    </w:p>
+    <w:p>
+      <w:pPr>
+        <w:keepNext w:val="false"/>
+      </w:pPr>
+      <w:r>
+        <w:t xml:space="preserve">Рецензентът задава тези въпроси след като прочете рецензията. За всеки въпрос има отговор за изговаряне (около минута) и подробности, ако комисията попита още. Страница 25 от рецензията е т. 2.5.1 (бутоните). В окончателния вариант текстът за емулираната EEPROM е в т. 3.2.1 (стр. 43), а изводът за нея – на стр. 59.</w:t>
       </w:r>
     </w:p>
     <w:p>
@@ -2558,7 +2566,1131 @@
         <w:pStyle w:val="Heading2"/>
       </w:pPr>
       <w:r>
-        <w:t xml:space="preserve">3.1. Решения и архитектура</w:t>
+        <w:t xml:space="preserve">Въпрос 1. CSMA-CA</w:t>
+      </w:r>
+    </w:p>
+    <w:p>
+      <w:pPr>
+        <w:keepNext w:val="false"/>
+      </w:pPr>
+      <w:r>
+        <w:rPr>
+          <w:b/>
+          <w:bCs/>
+        </w:rPr>
+        <w:t xml:space="preserve">Въпрос на рецензента:</w:t>
+      </w:r>
+      <w:r>
+        <w:t xml:space="preserve"> Какво означава CSMA-CA, как се реализира и какво е предимството му спрямо други технологии за канално мултиплексиране?</w:t>
+      </w:r>
+    </w:p>
+    <w:tbl>
+      <w:tblPr>
+        <w:tblW w:type="dxa" w:w="9638"/>
+        <w:tblBorders>
+          <w:top w:val="single" w:color="auto" w:sz="4"/>
+          <w:left w:val="single" w:color="auto" w:sz="4"/>
+          <w:bottom w:val="single" w:color="auto" w:sz="4"/>
+          <w:right w:val="single" w:color="auto" w:sz="4"/>
+          <w:insideH w:val="single" w:color="auto" w:sz="4"/>
+          <w:insideV w:val="single" w:color="auto" w:sz="4"/>
+        </w:tblBorders>
+      </w:tblPr>
+      <w:tblGrid>
+        <w:gridCol w:w="9638"/>
+      </w:tblGrid>
+      <w:tr>
+        <w:trPr>
+          <w:cantSplit/>
+        </w:trPr>
+        <w:tc>
+          <w:tcPr>
+            <w:tcW w:type="dxa" w:w="9638"/>
+            <w:tcBorders>
+              <w:top w:val="single" w:color="C9D3DF" w:sz="4"/>
+              <w:left w:val="single" w:color="C9D3DF" w:sz="4"/>
+              <w:bottom w:val="single" w:color="C9D3DF" w:sz="4"/>
+              <w:right w:val="single" w:color="C9D3DF" w:sz="4"/>
+            </w:tcBorders>
+            <w:shd w:fill="EEF2F7" w:color="auto" w:val="clear"/>
+            <w:tcMar>
+              <w:top w:type="dxa" w:w="140"/>
+              <w:left w:type="dxa" w:w="220"/>
+              <w:bottom w:type="dxa" w:w="160"/>
+              <w:right w:type="dxa" w:w="220"/>
+            </w:tcMar>
+          </w:tcPr>
+          <w:p>
+            <w:pPr>
+              <w:spacing w:after="60"/>
+            </w:pPr>
+            <w:r>
+              <w:rPr>
+                <w:b/>
+                <w:bCs/>
+                <w:color w:val="B85A12"/>
+                <w:spacing w:val="20"/>
+                <w:sz w:val="18"/>
+                <w:szCs w:val="18"/>
+              </w:rPr>
+              <w:t xml:space="preserve">КАКВО ДА КАЖА</w:t>
+            </w:r>
+          </w:p>
+          <w:p>
+            <w:pPr>
+              <w:spacing w:after="0" w:line="312"/>
+            </w:pPr>
+            <w:r>
+              <w:rPr>
+                <w:color w:val="16202E"/>
+                <w:sz w:val="26"/>
+                <w:szCs w:val="26"/>
+              </w:rPr>
+              <w:t xml:space="preserve">CSMA-CA означава Carrier Sense Multiple Access with Collision Avoidance – множествен достъп с проверка на заетостта на канала и избягване на сблъсъците. Това е методът за достъп до средата в IEEE 802.11, с който работят и Wi-Fi, и ESP-NOW. Преди да предаде, станцията проверява дали каналът е свободен. Ако е свободен за времето DIFS – 50 µs при 802.11b, тя изчаква още случаен брой слотове по 20 µs, от 0 до 31, и едва тогава предава. Приемникът потвърждава кадъра след SIFS – 10 µs. Ако потвърждение не дойде, границата на случайното изчакване се удвоява и кадърът се повтаря – до 7 опита. Тези стойности са използвани в изчислението на закъснението в т. 4.4.1 и в симулационния модел. Сблъсъците се избягват, а не се откриват, защото радиостанцията не може да слуша, докато предава. Предимството пред честотното, времевото и кодовото разделяне е, че не са нужни централен координатор, разпределение на честоти или слотове и синхронизация. Канала заема само станцията, която има данни, затова методът е ефективен при неравномерен трафик и позволява много независими мрежи в един нелицензиран обхват. Недостатъкът е, че закъснението е случайно и при голямо натоварване растат сблъсъците – при зает канал в симулацията средното двупосочно закъснение нараства от 3,65 на 6,47 ms.</w:t>
+            </w:r>
+          </w:p>
+        </w:tc>
+      </w:tr>
+    </w:tbl>
+    <w:p>
+      <w:pPr>
+        <w:keepNext/>
+        <w:spacing w:before="200"/>
+      </w:pPr>
+      <w:r>
+        <w:rPr>
+          <w:b/>
+          <w:bCs/>
+        </w:rPr>
+        <w:t xml:space="preserve">Подробно, ако попитат още:</w:t>
+      </w:r>
+    </w:p>
+    <w:p>
+      <w:pPr>
+        <w:pStyle w:val="ListParagraph"/>
+        <w:numPr>
+          <w:ilvl w:val="0"/>
+          <w:numId w:val="16"/>
+        </w:numPr>
+        <w:spacing w:after="80"/>
+      </w:pPr>
+      <w:r>
+        <w:rPr>
+          <w:b/>
+          <w:bCs/>
+        </w:rPr>
+        <w:t xml:space="preserve">Проверка на канала:</w:t>
+      </w:r>
+      <w:r>
+        <w:t xml:space="preserve"> физическа – приемникът оценява енергията в канала или разпознава преамбюл на 802.11 (CCA); виртуална – по полето Duration в чуждите кадри всяка станция поддържа брояч NAV и смята канала за зает, докато той не изтече.</w:t>
+      </w:r>
+    </w:p>
+    <w:p>
+      <w:pPr>
+        <w:pStyle w:val="ListParagraph"/>
+        <w:numPr>
+          <w:ilvl w:val="0"/>
+          <w:numId w:val="16"/>
+        </w:numPr>
+        <w:spacing w:after="80"/>
+      </w:pPr>
+      <w:r>
+        <w:rPr>
+          <w:b/>
+          <w:bCs/>
+        </w:rPr>
+        <w:t xml:space="preserve">Случайното изчакване:</w:t>
+      </w:r>
+      <w:r>
+        <w:t xml:space="preserve"> броячът намалява само докато каналът е свободен и спира, когато се заеме. Така станцията, която е чакала по-дълго, има предимство при следващия опит. При неуспех границата се удвоява: 31, 63, … до 1023 слота.</w:t>
+      </w:r>
+    </w:p>
+    <w:p>
+      <w:pPr>
+        <w:pStyle w:val="ListParagraph"/>
+        <w:numPr>
+          <w:ilvl w:val="0"/>
+          <w:numId w:val="16"/>
+        </w:numPr>
+        <w:spacing w:after="80"/>
+      </w:pPr>
+      <w:r>
+        <w:rPr>
+          <w:b/>
+          <w:bCs/>
+        </w:rPr>
+        <w:t xml:space="preserve">Скрит терминал:</w:t>
+      </w:r>
+      <w:r>
+        <w:t xml:space="preserve"> две станции, които не се чуват, но стигат до една трета, могат да предават едновременно. Решението е RTS/CTS – кратки кадри, с които каналът се резервира.</w:t>
+      </w:r>
+    </w:p>
+    <w:p>
+      <w:pPr>
+        <w:pStyle w:val="ListParagraph"/>
+        <w:numPr>
+          <w:ilvl w:val="0"/>
+          <w:numId w:val="16"/>
+        </w:numPr>
+        <w:spacing w:after="80"/>
+      </w:pPr>
+      <w:r>
+        <w:rPr>
+          <w:b/>
+          <w:bCs/>
+        </w:rPr>
+        <w:t xml:space="preserve">Защо не CSMA-CD, както при Ethernet:</w:t>
+      </w:r>
+      <w:r>
+        <w:t xml:space="preserve"> собственият сигнал на предавателя е с десетки dB по-силен от чуждия, затова сблъсъкът не може да се открие по време на предаването. Той се разпознава косвено – по липсата на потвърждение.</w:t>
+      </w:r>
+    </w:p>
+    <w:p>
+      <w:pPr>
+        <w:pStyle w:val="ListParagraph"/>
+        <w:numPr>
+          <w:ilvl w:val="0"/>
+          <w:numId w:val="16"/>
+        </w:numPr>
+        <w:spacing w:after="80"/>
+      </w:pPr>
+      <w:r>
+        <w:rPr>
+          <w:b/>
+          <w:bCs/>
+        </w:rPr>
+        <w:t xml:space="preserve">Сравнение:</w:t>
+      </w:r>
+      <w:r>
+        <w:t xml:space="preserve"> FDMA и TDMA дават гарантиран ресурс и предвидимо закъснение (затова TDMA се използва в индустриални мрежи като WirelessHART), но изискват координация, а неизползваните честоти и слотове се губят. CDMA изисква управление на мощността и синхронизация. OFDMA (802.11ax, LTE) разпределя подносещите между потребителите с централно планиране. ALOHA предава без проверка на канала и има много повече сблъсъци.</w:t>
+      </w:r>
+    </w:p>
+    <w:p>
+      <w:pPr>
+        <w:pStyle w:val="Heading2"/>
+      </w:pPr>
+      <w:r>
+        <w:t xml:space="preserve">Въпрос 2. Диодът VD1 на Фиг. 2.2</w:t>
+      </w:r>
+    </w:p>
+    <w:p>
+      <w:pPr>
+        <w:keepNext w:val="false"/>
+      </w:pPr>
+      <w:r>
+        <w:rPr>
+          <w:b/>
+          <w:bCs/>
+        </w:rPr>
+        <w:t xml:space="preserve">Въпрос на рецензента:</w:t>
+      </w:r>
+      <w:r>
+        <w:t xml:space="preserve"> Каква функция изпълнява диодът VD1 на Фиг. 2.2, как се подбира и какви алтернативни схемни решения може да предложите вместо използването на диод? Какви са предимствата и недостатъците на отделните решения?</w:t>
+      </w:r>
+    </w:p>
+    <w:tbl>
+      <w:tblPr>
+        <w:tblW w:type="dxa" w:w="9638"/>
+        <w:tblBorders>
+          <w:top w:val="single" w:color="auto" w:sz="4"/>
+          <w:left w:val="single" w:color="auto" w:sz="4"/>
+          <w:bottom w:val="single" w:color="auto" w:sz="4"/>
+          <w:right w:val="single" w:color="auto" w:sz="4"/>
+          <w:insideH w:val="single" w:color="auto" w:sz="4"/>
+          <w:insideV w:val="single" w:color="auto" w:sz="4"/>
+        </w:tblBorders>
+      </w:tblPr>
+      <w:tblGrid>
+        <w:gridCol w:w="9638"/>
+      </w:tblGrid>
+      <w:tr>
+        <w:trPr>
+          <w:cantSplit/>
+        </w:trPr>
+        <w:tc>
+          <w:tcPr>
+            <w:tcW w:type="dxa" w:w="9638"/>
+            <w:tcBorders>
+              <w:top w:val="single" w:color="C9D3DF" w:sz="4"/>
+              <w:left w:val="single" w:color="C9D3DF" w:sz="4"/>
+              <w:bottom w:val="single" w:color="C9D3DF" w:sz="4"/>
+              <w:right w:val="single" w:color="C9D3DF" w:sz="4"/>
+            </w:tcBorders>
+            <w:shd w:fill="EEF2F7" w:color="auto" w:val="clear"/>
+            <w:tcMar>
+              <w:top w:type="dxa" w:w="140"/>
+              <w:left w:type="dxa" w:w="220"/>
+              <w:bottom w:type="dxa" w:w="160"/>
+              <w:right w:type="dxa" w:w="220"/>
+            </w:tcMar>
+          </w:tcPr>
+          <w:p>
+            <w:pPr>
+              <w:spacing w:after="60"/>
+            </w:pPr>
+            <w:r>
+              <w:rPr>
+                <w:b/>
+                <w:bCs/>
+                <w:color w:val="B85A12"/>
+                <w:spacing w:val="20"/>
+                <w:sz w:val="18"/>
+                <w:szCs w:val="18"/>
+              </w:rPr>
+              <w:t xml:space="preserve">КАКВО ДА КАЖА</w:t>
+            </w:r>
+          </w:p>
+          <w:p>
+            <w:pPr>
+              <w:spacing w:after="0" w:line="312"/>
+            </w:pPr>
+            <w:r>
+              <w:rPr>
+                <w:color w:val="16202E"/>
+                <w:sz w:val="26"/>
+                <w:szCs w:val="26"/>
+              </w:rPr>
+              <w:t xml:space="preserve">VD1 е защитен (обратен) диод, свързан успоредно на бобината на релето K1, с катода към +5 V. Докато транзисторът VT1 е отпушен, диодът е запушен и не влияе. При запушване на транзистора токът в бобината не може да спре мигновено – напрежението на колектора би скочило до стотици волта и би пробило транзистора. Диодът се отпушва и затваря тока на бобината през себе си, така че напрежението на колектора остава около 5,7 V. Енергията в бобината – около 0,38 mJ – се разсейва в съпротивлението ѝ, а токът затихва с времеконстанта около 2,1 ms. Диодът се подбира по обратно напрежение с многократен запас спрямо 5 V и по ток, не по-малък от тока на бобината – 71,4 mA. Подходящи са 1N4148 (100 V, около 200 mA) или 1N4007 (1000 V, 1 A). Бързодействието не е критично, защото токът затихва за милисекунди. Недостатъкът на самия диод е, че релето се отпуска по-бавно – с няколко милисекунди. Алтернативите са диод с последователно свързан ценеров диод или резистор, TVS диод, RC верига, варистор или ключ с вградено активно ограничаване. Те допускат по-високо напрежение върху бобината при изключване, затова токът спада по-бързо и релето се отпуска по-бързо, но ключът трябва да издържа по-високото напрежение. За товари с топлинна инерция, каквито са в работата, простият диод е най-подходящ – най-евтин и надежден.</w:t>
+            </w:r>
+          </w:p>
+        </w:tc>
+      </w:tr>
+    </w:tbl>
+    <w:p>
+      <w:pPr>
+        <w:keepNext/>
+        <w:spacing w:before="200"/>
+      </w:pPr>
+      <w:r>
+        <w:rPr>
+          <w:b/>
+          <w:bCs/>
+        </w:rPr>
+        <w:t xml:space="preserve">Подробно, ако попитат още:</w:t>
+      </w:r>
+    </w:p>
+    <w:p>
+      <w:pPr>
+        <w:pStyle w:val="ListParagraph"/>
+        <w:numPr>
+          <w:ilvl w:val="0"/>
+          <w:numId w:val="17"/>
+        </w:numPr>
+        <w:spacing w:after="80"/>
+      </w:pPr>
+      <w:r>
+        <w:rPr>
+          <w:b/>
+          <w:bCs/>
+        </w:rPr>
+        <w:t xml:space="preserve">Колко по-бавно:</w:t>
+      </w:r>
+      <w:r>
+        <w:t xml:space="preserve"> с диод токът затихва експоненциално с τ = L/R ≈ 2,1 ms. Ако приемем, че котвата се отпуска при около 10 % от тока, това става след τ · ln 10 ≈ 4,9 ms. С ценеров диод от 12 V върху бобината остават около 12,7 V и токът спада почти линейно за 0,15 · 0,0714 / 12,7 ≈ 0,8 ms – около 6 пъти по-бързо. Индуктивността 0,15 H е оценка.</w:t>
+      </w:r>
+    </w:p>
+    <w:p>
+      <w:pPr>
+        <w:pStyle w:val="ListParagraph"/>
+        <w:numPr>
+          <w:ilvl w:val="0"/>
+          <w:numId w:val="17"/>
+        </w:numPr>
+        <w:spacing w:after="80"/>
+      </w:pPr>
+      <w:r>
+        <w:rPr>
+          <w:b/>
+          <w:bCs/>
+        </w:rPr>
+        <w:t xml:space="preserve">Диод и ценеров диод:</w:t>
+      </w:r>
+      <w:r>
+        <w:t xml:space="preserve"> напрежението на колектора е 5 + 12 + 0,7 ≈ 18 V. Бързо отпускане и по-малко искрене на контактите при постояннотокови товари. Два елемента, а транзисторът трябва да издържа поне 18 V със запас.</w:t>
+      </w:r>
+    </w:p>
+    <w:p>
+      <w:pPr>
+        <w:pStyle w:val="ListParagraph"/>
+        <w:numPr>
+          <w:ilvl w:val="0"/>
+          <w:numId w:val="17"/>
+        </w:numPr>
+        <w:spacing w:after="80"/>
+      </w:pPr>
+      <w:r>
+        <w:rPr>
+          <w:b/>
+          <w:bCs/>
+        </w:rPr>
+        <w:t xml:space="preserve">Диод и резистор:</w:t>
+      </w:r>
+      <w:r>
+        <w:t xml:space="preserve"> напрежението е 5 V плюс падът върху резистора – при 150 Ω около 16 V. Евтин компромис, но напрежението зависи от тока на бобината.</w:t>
+      </w:r>
+    </w:p>
+    <w:p>
+      <w:pPr>
+        <w:pStyle w:val="ListParagraph"/>
+        <w:numPr>
+          <w:ilvl w:val="0"/>
+          <w:numId w:val="17"/>
+        </w:numPr>
+        <w:spacing w:after="80"/>
+      </w:pPr>
+      <w:r>
+        <w:rPr>
+          <w:b/>
+          <w:bCs/>
+        </w:rPr>
+        <w:t xml:space="preserve">TVS диод</w:t>
+      </w:r>
+      <w:r>
+        <w:t xml:space="preserve"> успоредно на бобината или между колектора и емитера: точно и бързо ограничаване, а двупосочният вариант не зависи от поляритета. По-скъп, има ток на утечка и собствен капацитет.</w:t>
+      </w:r>
+    </w:p>
+    <w:p>
+      <w:pPr>
+        <w:pStyle w:val="ListParagraph"/>
+        <w:numPr>
+          <w:ilvl w:val="0"/>
+          <w:numId w:val="17"/>
+        </w:numPr>
+        <w:spacing w:after="80"/>
+      </w:pPr>
+      <w:r>
+        <w:rPr>
+          <w:b/>
+          <w:bCs/>
+        </w:rPr>
+        <w:t xml:space="preserve">RC верига (snubber):</w:t>
+      </w:r>
+      <w:r>
+        <w:t xml:space="preserve"> без поляритет, подходяща и за бобини на променлив ток; ограничава скоростта на нарастване на напрежението. По-големи елементи, изборът на R и C е компромис, а напрежението не се ограничава точно.</w:t>
+      </w:r>
+    </w:p>
+    <w:p>
+      <w:pPr>
+        <w:pStyle w:val="ListParagraph"/>
+        <w:numPr>
+          <w:ilvl w:val="0"/>
+          <w:numId w:val="17"/>
+        </w:numPr>
+        <w:spacing w:after="80"/>
+      </w:pPr>
+      <w:r>
+        <w:rPr>
+          <w:b/>
+          <w:bCs/>
+        </w:rPr>
+        <w:t xml:space="preserve">Варистор:</w:t>
+      </w:r>
+      <w:r>
+        <w:t xml:space="preserve"> за по-високи напрежения и бобини на контактори; поема голяма енергия. Голям разброс на прага, стареене и ток на утечка.</w:t>
+      </w:r>
+    </w:p>
+    <w:p>
+      <w:pPr>
+        <w:pStyle w:val="ListParagraph"/>
+        <w:numPr>
+          <w:ilvl w:val="0"/>
+          <w:numId w:val="17"/>
+        </w:numPr>
+        <w:spacing w:after="80"/>
+      </w:pPr>
+      <w:r>
+        <w:rPr>
+          <w:b/>
+          <w:bCs/>
+        </w:rPr>
+        <w:t xml:space="preserve">Ключ с активно ограничаване:</w:t>
+      </w:r>
+      <w:r>
+        <w:t xml:space="preserve"> MOSFET, който издържа лавинен пробив с определена енергия, или интелигентен ключ за ниската страна, какъвто се използва в автомобилната електроника. Бързо отпускане и вградени защити от късо съединение и прегряване; енергията се разсейва в ключа и той е по-скъп.</w:t>
+      </w:r>
+    </w:p>
+    <w:p>
+      <w:pPr>
+        <w:pStyle w:val="ListParagraph"/>
+        <w:numPr>
+          <w:ilvl w:val="0"/>
+          <w:numId w:val="17"/>
+        </w:numPr>
+        <w:spacing w:after="80"/>
+      </w:pPr>
+      <w:r>
+        <w:rPr>
+          <w:b/>
+          <w:bCs/>
+        </w:rPr>
+        <w:t xml:space="preserve">Готови решения:</w:t>
+      </w:r>
+      <w:r>
+        <w:t xml:space="preserve"> транзисторните матрици ULN2003 и ULN2803 имат вградени диоди към общ извод. Твърдотелното реле няма бобина, но има ток на утечка, пад на напрежение и нужда от радиатор.</w:t>
+      </w:r>
+    </w:p>
+    <w:p>
+      <w:pPr>
+        <w:pStyle w:val="Heading2"/>
+      </w:pPr>
+      <w:r>
+        <w:t xml:space="preserve">Въпрос 3. Подтеглящ резистор</w:t>
+      </w:r>
+    </w:p>
+    <w:p>
+      <w:pPr>
+        <w:keepNext w:val="false"/>
+      </w:pPr>
+      <w:r>
+        <w:rPr>
+          <w:b/>
+          <w:bCs/>
+        </w:rPr>
+        <w:t xml:space="preserve">Въпрос на рецензента:</w:t>
+      </w:r>
+      <w:r>
+        <w:t xml:space="preserve"> Какво означава използваният на страница 25 израз „подтеглящ резистор“ и каква функция изпълнява този елемент?</w:t>
+      </w:r>
+    </w:p>
+    <w:tbl>
+      <w:tblPr>
+        <w:tblW w:type="dxa" w:w="9638"/>
+        <w:tblBorders>
+          <w:top w:val="single" w:color="auto" w:sz="4"/>
+          <w:left w:val="single" w:color="auto" w:sz="4"/>
+          <w:bottom w:val="single" w:color="auto" w:sz="4"/>
+          <w:right w:val="single" w:color="auto" w:sz="4"/>
+          <w:insideH w:val="single" w:color="auto" w:sz="4"/>
+          <w:insideV w:val="single" w:color="auto" w:sz="4"/>
+        </w:tblBorders>
+      </w:tblPr>
+      <w:tblGrid>
+        <w:gridCol w:w="9638"/>
+      </w:tblGrid>
+      <w:tr>
+        <w:trPr>
+          <w:cantSplit/>
+        </w:trPr>
+        <w:tc>
+          <w:tcPr>
+            <w:tcW w:type="dxa" w:w="9638"/>
+            <w:tcBorders>
+              <w:top w:val="single" w:color="C9D3DF" w:sz="4"/>
+              <w:left w:val="single" w:color="C9D3DF" w:sz="4"/>
+              <w:bottom w:val="single" w:color="C9D3DF" w:sz="4"/>
+              <w:right w:val="single" w:color="C9D3DF" w:sz="4"/>
+            </w:tcBorders>
+            <w:shd w:fill="EEF2F7" w:color="auto" w:val="clear"/>
+            <w:tcMar>
+              <w:top w:type="dxa" w:w="140"/>
+              <w:left w:type="dxa" w:w="220"/>
+              <w:bottom w:type="dxa" w:w="160"/>
+              <w:right w:type="dxa" w:w="220"/>
+            </w:tcMar>
+          </w:tcPr>
+          <w:p>
+            <w:pPr>
+              <w:spacing w:after="60"/>
+            </w:pPr>
+            <w:r>
+              <w:rPr>
+                <w:b/>
+                <w:bCs/>
+                <w:color w:val="B85A12"/>
+                <w:spacing w:val="20"/>
+                <w:sz w:val="18"/>
+                <w:szCs w:val="18"/>
+              </w:rPr>
+              <w:t xml:space="preserve">КАКВО ДА КАЖА</w:t>
+            </w:r>
+          </w:p>
+          <w:p>
+            <w:pPr>
+              <w:spacing w:after="0" w:line="312"/>
+            </w:pPr>
+            <w:r>
+              <w:rPr>
+                <w:color w:val="16202E"/>
+                <w:sz w:val="26"/>
+                <w:szCs w:val="26"/>
+              </w:rPr>
+              <w:t xml:space="preserve">Подтеглящ резистор – на английски pull-up, наричан още издърпващ резистор – е резистор между входа и положителното захранване. Когато никой елемент не задава нивото на линията – бутонът е отпуснат, изходът с отворен колектор е запушен или проводникът е прекъснат, резисторът „издърпва“ входа до логическа единица. Без него CMOS входът, който има много голямо входно съпротивление, остава „висящ“: чете случайни стойности от смущенията, а близо до прага може да трепти и да консумира допълнителен ток. На стр. 25 става дума за бутоните SB1 и SB2. Те са свързани между извода и масата, а подтеглящият резистор е вграден в ESP8266 и се включва програмно с режима INPUT_PULLUP. При отпуснат бутон входът е 1, при натиснат – 0, т. е. бутонът е с активно ниско ниво. Така не е нужен външен резистор. Стойността е компромис: при по-малка стойност входът е по-устойчив на смущения и фронтът е по-бърз, но при натиснат бутон тече по-голям ток. Вграденият резистор е от порядъка на десетки килоома, затова токът е десетки микроампера.</w:t>
+            </w:r>
+          </w:p>
+        </w:tc>
+      </w:tr>
+    </w:tbl>
+    <w:p>
+      <w:pPr>
+        <w:keepNext/>
+        <w:spacing w:before="200"/>
+      </w:pPr>
+      <w:r>
+        <w:rPr>
+          <w:b/>
+          <w:bCs/>
+        </w:rPr>
+        <w:t xml:space="preserve">Подробно, ако попитат още:</w:t>
+      </w:r>
+    </w:p>
+    <w:p>
+      <w:pPr>
+        <w:pStyle w:val="ListParagraph"/>
+        <w:numPr>
+          <w:ilvl w:val="0"/>
+          <w:numId w:val="18"/>
+        </w:numPr>
+        <w:spacing w:after="80"/>
+      </w:pPr>
+      <w:r>
+        <w:t xml:space="preserve">Обратният елемент е изтеглящият резистор (pull-down) – към масата; той дава 0 при отпуснат бутон.</w:t>
+      </w:r>
+    </w:p>
+    <w:p>
+      <w:pPr>
+        <w:pStyle w:val="ListParagraph"/>
+        <w:numPr>
+          <w:ilvl w:val="0"/>
+          <w:numId w:val="18"/>
+        </w:numPr>
+        <w:spacing w:after="80"/>
+      </w:pPr>
+      <w:r>
+        <w:t xml:space="preserve">В работата подтеглящи резистори има и на други места: вграденият на D7 за изхода на HR202; 10 kΩ в модула на HR202 към изхода с отворен колектор на LM393 (т. 2.6.2); на линията за данни на DHT11, която е с отворен дрейн (при дълъг кабел производителят препоръчва външен 5 kΩ); на платката NodeMCU GPIO0 е изтеглен към 3,3 V с резистор около 10–12 kΩ, за да стартира платката нормално.</w:t>
+      </w:r>
+    </w:p>
+    <w:p>
+      <w:pPr>
+        <w:pStyle w:val="ListParagraph"/>
+        <w:numPr>
+          <w:ilvl w:val="0"/>
+          <w:numId w:val="18"/>
+        </w:numPr>
+        <w:spacing w:after="80"/>
+      </w:pPr>
+      <w:r>
+        <w:t xml:space="preserve">При изход с отворен колектор долната граница на резистора се определя от допустимия изходен ток: при отпушен изход токът през резистора не бива да го надвиши. Горната граница се определя от шумоустойчивостта и от времето за нарастване на фронта τ = R · C, където C е капацитетът на входа и проводника.</w:t>
+      </w:r>
+    </w:p>
+    <w:p>
+      <w:pPr>
+        <w:pStyle w:val="ListParagraph"/>
+        <w:numPr>
+          <w:ilvl w:val="0"/>
+          <w:numId w:val="18"/>
+        </w:numPr>
+        <w:spacing w:after="80"/>
+      </w:pPr>
+      <w:r>
+        <w:t xml:space="preserve">В т. 2.5.2 за сравнение е изчислен външен RC филтър с подтеглящ резистор 10 kΩ и кондензатор 1 µF: τ = 10 ms, реакция при отпускане 13,9 ms.</w:t>
+      </w:r>
+    </w:p>
+    <w:p>
+      <w:pPr>
+        <w:pStyle w:val="Heading2"/>
+      </w:pPr>
+      <w:r>
+        <w:t xml:space="preserve">Въпрос 4. Емулирана EEPROM, сигнатура и CRC-32</w:t>
+      </w:r>
+    </w:p>
+    <w:p>
+      <w:pPr>
+        <w:keepNext w:val="false"/>
+      </w:pPr>
+      <w:r>
+        <w:rPr>
+          <w:b/>
+          <w:bCs/>
+        </w:rPr>
+        <w:t xml:space="preserve">Въпрос на рецензента:</w:t>
+      </w:r>
+      <w:r>
+        <w:t xml:space="preserve"> Каква е причината за използване на емулирана EEPROM? Как се изчисляват сигнатурата и CRC32 на дадения конфигурационен пакет и как се валидира цялостта им (стр. 57)?</w:t>
+      </w:r>
+    </w:p>
+    <w:tbl>
+      <w:tblPr>
+        <w:tblW w:type="dxa" w:w="9638"/>
+        <w:tblBorders>
+          <w:top w:val="single" w:color="auto" w:sz="4"/>
+          <w:left w:val="single" w:color="auto" w:sz="4"/>
+          <w:bottom w:val="single" w:color="auto" w:sz="4"/>
+          <w:right w:val="single" w:color="auto" w:sz="4"/>
+          <w:insideH w:val="single" w:color="auto" w:sz="4"/>
+          <w:insideV w:val="single" w:color="auto" w:sz="4"/>
+        </w:tblBorders>
+      </w:tblPr>
+      <w:tblGrid>
+        <w:gridCol w:w="9638"/>
+      </w:tblGrid>
+      <w:tr>
+        <w:trPr>
+          <w:cantSplit/>
+        </w:trPr>
+        <w:tc>
+          <w:tcPr>
+            <w:tcW w:type="dxa" w:w="9638"/>
+            <w:tcBorders>
+              <w:top w:val="single" w:color="C9D3DF" w:sz="4"/>
+              <w:left w:val="single" w:color="C9D3DF" w:sz="4"/>
+              <w:bottom w:val="single" w:color="C9D3DF" w:sz="4"/>
+              <w:right w:val="single" w:color="C9D3DF" w:sz="4"/>
+            </w:tcBorders>
+            <w:shd w:fill="EEF2F7" w:color="auto" w:val="clear"/>
+            <w:tcMar>
+              <w:top w:type="dxa" w:w="140"/>
+              <w:left w:type="dxa" w:w="220"/>
+              <w:bottom w:type="dxa" w:w="160"/>
+              <w:right w:type="dxa" w:w="220"/>
+            </w:tcMar>
+          </w:tcPr>
+          <w:p>
+            <w:pPr>
+              <w:spacing w:after="60"/>
+            </w:pPr>
+            <w:r>
+              <w:rPr>
+                <w:b/>
+                <w:bCs/>
+                <w:color w:val="B85A12"/>
+                <w:spacing w:val="20"/>
+                <w:sz w:val="18"/>
+                <w:szCs w:val="18"/>
+              </w:rPr>
+              <w:t xml:space="preserve">КАКВО ДА КАЖА</w:t>
+            </w:r>
+          </w:p>
+          <w:p>
+            <w:pPr>
+              <w:spacing w:after="0" w:line="312"/>
+            </w:pPr>
+            <w:r>
+              <w:rPr>
+                <w:color w:val="16202E"/>
+                <w:sz w:val="26"/>
+                <w:szCs w:val="26"/>
+              </w:rPr>
+              <w:t xml:space="preserve">ESP8266 няма вградена EEPROM – единствената енергонезависима памет е външната SPI Flash памет от 4 MB, в която е и програмата. Настройките, въведени по UART – мрежа, парола, адрес на другия възел, канал, интервал, корекция – трябва да се запазват при изключване, а заданието изисква конфигуриране по UART. Библиотеката EEPROM отделя един сектор от 4 KB във Flash паметта и зарежда копие в оперативната памет – 512 B в главния и 256 B в подчинения възел. При commit() секторът се изтрива и записва наново. Така не е нужна външна EEPROM и допълнителни изводи. Сигнатурата не се изчислява – тя е постоянна 32-битова стойност в началото на структурата: „HMC1“ в главния и „HMS1“ в подчинения възел. Следва номерът на версията на формата. Последното поле е CRC-32 на всички предходни байтове – 240 B в главния и 20 B в подчинения възел. Използва се стандартният CRC-32, както в Ethernet: полином 0x04C11DB7, обработка от младшия бит (0xEDB88320), начална стойност 0xFFFFFFFF и инвертиране на резултата. При команда SAVE програмата изчислява CRC, записва структурата и извиква commit(). При стартиране структурата се чете, CRC се изчислява отново и се сравнява със записаната. Ако сигнатурата и CRC съвпадат и версията е 3, настройките се използват; ако версията е 2, записът се прехвърля; във всички останали случаи се зареждат фабричните настройки. Сигнатурата открива празна памет или чужди данни, версията – друг формат, а CRC – повреда, например при прекъсване на захранването по време на запис.</w:t>
+            </w:r>
+          </w:p>
+        </w:tc>
+      </w:tr>
+    </w:tbl>
+    <w:p>
+      <w:pPr>
+        <w:keepNext/>
+        <w:spacing w:before="200"/>
+      </w:pPr>
+      <w:r>
+        <w:rPr>
+          <w:b/>
+          <w:bCs/>
+        </w:rPr>
+        <w:t xml:space="preserve">Подробно, ако попитат още:</w:t>
+      </w:r>
+    </w:p>
+    <w:p>
+      <w:pPr>
+        <w:pStyle w:val="ListParagraph"/>
+        <w:numPr>
+          <w:ilvl w:val="0"/>
+          <w:numId w:val="19"/>
+        </w:numPr>
+        <w:spacing w:after="80"/>
+      </w:pPr>
+      <w:r>
+        <w:rPr>
+          <w:b/>
+          <w:bCs/>
+        </w:rPr>
+        <w:t xml:space="preserve">Алгоритъм:</w:t>
+      </w:r>
+      <w:r>
+        <w:t xml:space="preserve"> </w:t>
+      </w:r>
+      <w:r>
+        <w:rPr>
+          <w:rFonts w:ascii="Courier New" w:cs="Courier New" w:eastAsia="Courier New" w:hAnsi="Courier New"/>
+        </w:rPr>
+        <w:t xml:space="preserve">crc = 0xFFFFFFFF</w:t>
+      </w:r>
+      <w:r>
+        <w:t xml:space="preserve">; за всеки байт </w:t>
+      </w:r>
+      <w:r>
+        <w:rPr>
+          <w:rFonts w:ascii="Courier New" w:cs="Courier New" w:eastAsia="Courier New" w:hAnsi="Courier New"/>
+        </w:rPr>
+        <w:t xml:space="preserve">crc ^= байт</w:t>
+      </w:r>
+      <w:r>
+        <w:t xml:space="preserve"> и 8 пъти: ако младшият бит е 1 – </w:t>
+      </w:r>
+      <w:r>
+        <w:rPr>
+          <w:rFonts w:ascii="Courier New" w:cs="Courier New" w:eastAsia="Courier New" w:hAnsi="Courier New"/>
+        </w:rPr>
+        <w:t xml:space="preserve">crc = (crc &gt;&gt; 1) ^ 0xEDB88320</w:t>
+      </w:r>
+      <w:r>
+        <w:t xml:space="preserve">, иначе </w:t>
+      </w:r>
+      <w:r>
+        <w:rPr>
+          <w:rFonts w:ascii="Courier New" w:cs="Courier New" w:eastAsia="Courier New" w:hAnsi="Courier New"/>
+        </w:rPr>
+        <w:t xml:space="preserve">crc &gt;&gt;= 1</w:t>
+      </w:r>
+      <w:r>
+        <w:t xml:space="preserve">; накрая </w:t>
+      </w:r>
+      <w:r>
+        <w:rPr>
+          <w:rFonts w:ascii="Courier New" w:cs="Courier New" w:eastAsia="Courier New" w:hAnsi="Courier New"/>
+        </w:rPr>
+        <w:t xml:space="preserve">crc = ~crc</w:t>
+      </w:r>
+      <w:r>
+        <w:t xml:space="preserve"> (функцията </w:t>
+      </w:r>
+      <w:r>
+        <w:rPr>
+          <w:rFonts w:ascii="Courier New" w:cs="Courier New" w:eastAsia="Courier New" w:hAnsi="Courier New"/>
+        </w:rPr>
+        <w:t xml:space="preserve">crc32()</w:t>
+      </w:r>
+      <w:r>
+        <w:t xml:space="preserve"> в двете програми). Математически това е остатъкът от делението по модул 2 на полинома на данните, умножен по x³², на пораждащия полином x³² + x²⁶ + x²³ + x²² + x¹⁶ + x¹² + x¹¹ + x¹⁰ + x⁸ + x⁷ + x⁵ + x⁴ + x² + x + 1.</w:t>
+      </w:r>
+    </w:p>
+    <w:p>
+      <w:pPr>
+        <w:pStyle w:val="ListParagraph"/>
+        <w:numPr>
+          <w:ilvl w:val="0"/>
+          <w:numId w:val="19"/>
+        </w:numPr>
+        <w:spacing w:after="80"/>
+      </w:pPr>
+      <w:r>
+        <w:rPr>
+          <w:b/>
+          <w:bCs/>
+        </w:rPr>
+        <w:t xml:space="preserve">Какво открива:</w:t>
+      </w:r>
+      <w:r>
+        <w:t xml:space="preserve"> всички пакети от грешки с дължина до 32 бита и всички грешки с до 3 сгрешени бита при данни до около 11 KB. Случайна повреда остава неоткрита с вероятност около 2⁻³² ≈ 2,3 · 10⁻¹⁰.</w:t>
+      </w:r>
+    </w:p>
+    <w:p>
+      <w:pPr>
+        <w:pStyle w:val="ListParagraph"/>
+        <w:numPr>
+          <w:ilvl w:val="0"/>
+          <w:numId w:val="19"/>
+        </w:numPr>
+        <w:spacing w:after="80"/>
+      </w:pPr>
+      <w:r>
+        <w:rPr>
+          <w:b/>
+          <w:bCs/>
+        </w:rPr>
+        <w:t xml:space="preserve">Защо е нужна проверка:</w:t>
+      </w:r>
+      <w:r>
+        <w:t xml:space="preserve"> </w:t>
+      </w:r>
+      <w:r>
+        <w:rPr>
+          <w:rFonts w:ascii="Courier New" w:cs="Courier New" w:eastAsia="Courier New" w:hAnsi="Courier New"/>
+        </w:rPr>
+        <w:t xml:space="preserve">commit()</w:t>
+      </w:r>
+      <w:r>
+        <w:t xml:space="preserve"> не е атомарен – изтриването на сектора и записът траят десетки милисекунди и прекъсване на захранването оставя непълни данни. Изтритата Flash памет се чете като 0xFF, което сигнатурата открива веднага.</w:t>
+      </w:r>
+    </w:p>
+    <w:p>
+      <w:pPr>
+        <w:pStyle w:val="ListParagraph"/>
+        <w:numPr>
+          <w:ilvl w:val="0"/>
+          <w:numId w:val="19"/>
+        </w:numPr>
+        <w:spacing w:after="80"/>
+      </w:pPr>
+      <w:r>
+        <w:rPr>
+          <w:b/>
+          <w:bCs/>
+        </w:rPr>
+        <w:t xml:space="preserve">Износване:</w:t>
+      </w:r>
+      <w:r>
+        <w:t xml:space="preserve"> секторът издържа ограничен брой изтривания (от порядъка на 10⁴–10⁵), затова се записва само по команда SAVE, а не периодично.</w:t>
+      </w:r>
+    </w:p>
+    <w:p>
+      <w:pPr>
+        <w:pStyle w:val="ListParagraph"/>
+        <w:numPr>
+          <w:ilvl w:val="0"/>
+          <w:numId w:val="19"/>
+        </w:numPr>
+        <w:spacing w:after="80"/>
+      </w:pPr>
+      <w:r>
+        <w:rPr>
+          <w:b/>
+          <w:bCs/>
+        </w:rPr>
+        <w:t xml:space="preserve">Кадрите по радиото:</w:t>
+      </w:r>
+      <w:r>
+        <w:t xml:space="preserve"> всеки кадър на 802.11, включително по ESP-NOW, завършва с поле FCS – също CRC-32 със същия полином, изчислявано от радиочастта. Кадър с грешка се отхвърля, не се потвърждава и се предава повторно, затова програмата не добавя своя контролна сума към съобщенията.</w:t>
+      </w:r>
+    </w:p>
+    <w:p>
+      <w:pPr>
+        <w:pStyle w:val="ListParagraph"/>
+        <w:numPr>
+          <w:ilvl w:val="0"/>
+          <w:numId w:val="19"/>
+        </w:numPr>
+        <w:spacing w:after="80"/>
+      </w:pPr>
+      <w:r>
+        <w:rPr>
+          <w:b/>
+          <w:bCs/>
+        </w:rPr>
+        <w:t xml:space="preserve">Алтернатива:</w:t>
+      </w:r>
+      <w:r>
+        <w:t xml:space="preserve"> файловата система LittleFS във Flash паметта е по-гъвкава, но изисква повече памет и код; за структура от 244 B не е нужна.</w:t>
+      </w:r>
+    </w:p>
+    <w:p>
+      <w:pPr>
+        <w:pStyle w:val="Heading2"/>
+      </w:pPr>
+      <w:r>
+        <w:t xml:space="preserve">Въпрос 5. FER и BER</w:t>
+      </w:r>
+    </w:p>
+    <w:p>
+      <w:pPr>
+        <w:keepNext w:val="false"/>
+      </w:pPr>
+      <w:r>
+        <w:rPr>
+          <w:b/>
+          <w:bCs/>
+        </w:rPr>
+        <w:t xml:space="preserve">Въпрос на рецензента:</w:t>
+      </w:r>
+      <w:r>
+        <w:t xml:space="preserve"> Кое е определящо за количествената стойност на FER и BER показателя и как те са обвързани с капацитета на радиокомуникационния канал?</w:t>
+      </w:r>
+    </w:p>
+    <w:tbl>
+      <w:tblPr>
+        <w:tblW w:type="dxa" w:w="9638"/>
+        <w:tblBorders>
+          <w:top w:val="single" w:color="auto" w:sz="4"/>
+          <w:left w:val="single" w:color="auto" w:sz="4"/>
+          <w:bottom w:val="single" w:color="auto" w:sz="4"/>
+          <w:right w:val="single" w:color="auto" w:sz="4"/>
+          <w:insideH w:val="single" w:color="auto" w:sz="4"/>
+          <w:insideV w:val="single" w:color="auto" w:sz="4"/>
+        </w:tblBorders>
+      </w:tblPr>
+      <w:tblGrid>
+        <w:gridCol w:w="9638"/>
+      </w:tblGrid>
+      <w:tr>
+        <w:trPr>
+          <w:cantSplit/>
+        </w:trPr>
+        <w:tc>
+          <w:tcPr>
+            <w:tcW w:type="dxa" w:w="9638"/>
+            <w:tcBorders>
+              <w:top w:val="single" w:color="C9D3DF" w:sz="4"/>
+              <w:left w:val="single" w:color="C9D3DF" w:sz="4"/>
+              <w:bottom w:val="single" w:color="C9D3DF" w:sz="4"/>
+              <w:right w:val="single" w:color="C9D3DF" w:sz="4"/>
+            </w:tcBorders>
+            <w:shd w:fill="EEF2F7" w:color="auto" w:val="clear"/>
+            <w:tcMar>
+              <w:top w:type="dxa" w:w="140"/>
+              <w:left w:type="dxa" w:w="220"/>
+              <w:bottom w:type="dxa" w:w="160"/>
+              <w:right w:type="dxa" w:w="220"/>
+            </w:tcMar>
+          </w:tcPr>
+          <w:p>
+            <w:pPr>
+              <w:spacing w:after="60"/>
+            </w:pPr>
+            <w:r>
+              <w:rPr>
+                <w:b/>
+                <w:bCs/>
+                <w:color w:val="B85A12"/>
+                <w:spacing w:val="20"/>
+                <w:sz w:val="18"/>
+                <w:szCs w:val="18"/>
+              </w:rPr>
+              <w:t xml:space="preserve">КАКВО ДА КАЖА</w:t>
+            </w:r>
+          </w:p>
+          <w:p>
+            <w:pPr>
+              <w:spacing w:after="0" w:line="312"/>
+            </w:pPr>
+            <w:r>
+              <w:rPr>
+                <w:color w:val="16202E"/>
+                <w:sz w:val="26"/>
+                <w:szCs w:val="26"/>
+              </w:rPr>
+              <w:t xml:space="preserve">BER е делът на грешно приетите битове, а FER – делът на кадрите с поне една грешка, които приемникът открива по контролната сума FCS и отхвърля. Определящо за BER е отношението сигнал/(шум + смущения) на входа на приемника, изразено като Eb/N₀ – енергия на бит към спектралната плътност на шума, и видът на модулацията и кодирането. При 802.11b с 1 Mbit/s се използва DBPSK с разширение на спектъра с 11-чипова последователност на Баркер – печалба около 10,4 dB. Затова 1 Mbit/s е най-устойчивата скорост и ESP-NOW я използва по подразбиране. Отношението сигнал/шум зависи от мощността на предавателя, от затихването по пътя – разстояние, стени, многолъчево разпространение – и от смущенията от други мрежи в канала. FER зависи и от дължината на кадъра: при независими грешки FER = 1 − (1 − BER)^N, където N е броят битове. За отчета от около 1500 бита BER 10⁻⁵ дава FER около 1,5 %, а BER 10⁻⁴ – около 14 %. Връзката с капацитета е по Шенън: C = B · log₂(1 + S/N) е най-голямата скорост, с която могат да се предават данни с произволно малка вероятност за грешка. Колкото по-близо е скоростта до капацитета при даденото отношение сигнал/шум, толкова по-голям е BER. Повторните предавания пък намаляват полезната скорост: при даден FER един кадър изисква средно 1/(1 − FER) опита. В работата FER е параметър на модела; при 7 опита отчетът се губи с вероятност FER⁷, а бюджетът от 108 dB показва колко затихване е допустимо, преди FER да нарасне рязко.</w:t>
+            </w:r>
+          </w:p>
+        </w:tc>
+      </w:tr>
+    </w:tbl>
+    <w:p>
+      <w:pPr>
+        <w:keepNext/>
+        <w:spacing w:before="200"/>
+      </w:pPr>
+      <w:r>
+        <w:rPr>
+          <w:b/>
+          <w:bCs/>
+        </w:rPr>
+        <w:t xml:space="preserve">Подробно, ако попитат още:</w:t>
+      </w:r>
+    </w:p>
+    <w:p>
+      <w:pPr>
+        <w:pStyle w:val="ListParagraph"/>
+        <w:numPr>
+          <w:ilvl w:val="0"/>
+          <w:numId w:val="20"/>
+        </w:numPr>
+        <w:spacing w:after="80"/>
+      </w:pPr>
+      <w:r>
+        <w:rPr>
+          <w:b/>
+          <w:bCs/>
+        </w:rPr>
+        <w:t xml:space="preserve">BER при DBPSK в канал с бял шум:</w:t>
+      </w:r>
+      <w:r>
+        <w:t xml:space="preserve"> BER = ½ · exp(−Eb/N₀). BER спада експоненциално с Eb/N₀, затова FER се променя рязко около прага на чувствителността.</w:t>
+      </w:r>
+    </w:p>
+    <w:p>
+      <w:pPr>
+        <w:pStyle w:val="ListParagraph"/>
+        <w:numPr>
+          <w:ilvl w:val="0"/>
+          <w:numId w:val="20"/>
+        </w:numPr>
+        <w:spacing w:after="80"/>
+      </w:pPr>
+      <w:r>
+        <w:rPr>
+          <w:b/>
+          <w:bCs/>
+        </w:rPr>
+        <w:t xml:space="preserve">Връзка между Eb/N₀ и SNR:</w:t>
+      </w:r>
+      <w:r>
+        <w:t xml:space="preserve"> Eb/N₀ = SNR · B / R. При по-висока скорост R е нужно по-голямо SNR за същия BER – затова Wi-Fi намалява скоростта (11 → 5,5 → 2 → 1 Mbit/s), когато FER расте.</w:t>
+      </w:r>
+    </w:p>
+    <w:p>
+      <w:pPr>
+        <w:pStyle w:val="ListParagraph"/>
+        <w:numPr>
+          <w:ilvl w:val="0"/>
+          <w:numId w:val="20"/>
+        </w:numPr>
+        <w:spacing w:after="80"/>
+      </w:pPr>
+      <w:r>
+        <w:rPr>
+          <w:b/>
+          <w:bCs/>
+        </w:rPr>
+        <w:t xml:space="preserve">Чувствителността се определя при зададен FER:</w:t>
+      </w:r>
+      <w:r>
+        <w:t xml:space="preserve"> за 802.11b стандартът я определя при FER под 8 % и кадри от 1024 B. Затова при нивото на чувствителността (−98 dBm за ESP8266 при 1 Mbit/s) грешки има и FER нараства рязко, щом сигналът приближи тази граница.</w:t>
+      </w:r>
+    </w:p>
+    <w:p>
+      <w:pPr>
+        <w:pStyle w:val="ListParagraph"/>
+        <w:numPr>
+          <w:ilvl w:val="0"/>
+          <w:numId w:val="20"/>
+        </w:numPr>
+        <w:spacing w:after="80"/>
+      </w:pPr>
+      <w:r>
+        <w:rPr>
+          <w:b/>
+          <w:bCs/>
+        </w:rPr>
+        <w:t xml:space="preserve">Капацитет на двоичен симетричен канал:</w:t>
+      </w:r>
+      <w:r>
+        <w:t xml:space="preserve"> при вероятност за грешка на бит p капацитетът е C = 1 − H(p) бита на предаден бит, където H(p) = −p · log₂p − (1 − p) · log₂(1 − p). При p = 10⁻³ това е около 0,989, а при p = 10⁻² – около 0,919.</w:t>
+      </w:r>
+    </w:p>
+    <w:p>
+      <w:pPr>
+        <w:pStyle w:val="ListParagraph"/>
+        <w:numPr>
+          <w:ilvl w:val="0"/>
+          <w:numId w:val="20"/>
+        </w:numPr>
+        <w:spacing w:after="80"/>
+      </w:pPr>
+      <w:r>
+        <w:rPr>
+          <w:b/>
+          <w:bCs/>
+        </w:rPr>
+        <w:t xml:space="preserve">В симулацията:</w:t>
+      </w:r>
+      <w:r>
+        <w:t xml:space="preserve"> до FER 30 % повторенията скриват грешките (0 загубени отчета), но средното време до потвърждението нараства от 1,46 ms при FER 0 до 16,5 ms при FER 90 % (Таблица 4.5).</w:t>
+      </w:r>
+    </w:p>
+    <w:p>
+      <w:pPr>
+        <w:pStyle w:val="Heading1"/>
+        <w:pageBreakBefore/>
+      </w:pPr>
+      <w:r>
+        <w:t xml:space="preserve">4. Вероятни въпроси и отговори</w:t>
+      </w:r>
+    </w:p>
+    <w:p>
+      <w:pPr>
+        <w:pStyle w:val="Heading2"/>
+      </w:pPr>
+      <w:r>
+        <w:t xml:space="preserve">4.1. Решения и архитектура</w:t>
       </w:r>
     </w:p>
     <w:p>
@@ -2764,7 +3896,7 @@
         <w:pStyle w:val="Heading2"/>
       </w:pPr>
       <w:r>
-        <w:t xml:space="preserve">3.2. Схема и изчисления</w:t>
+        <w:t xml:space="preserve">4.2. Схема и изчисления</w:t>
       </w:r>
     </w:p>
     <w:p>
@@ -3080,7 +4212,7 @@
         <w:pStyle w:val="Heading2"/>
       </w:pPr>
       <w:r>
-        <w:t xml:space="preserve">3.3. Галванично разделяне и работа с 230 V</w:t>
+        <w:t xml:space="preserve">4.3. Галванично разделяне и работа с 230 V</w:t>
       </w:r>
     </w:p>
     <w:p>
@@ -3198,7 +4330,7 @@
         <w:pStyle w:val="Heading2"/>
       </w:pPr>
       <w:r>
-        <w:t xml:space="preserve">3.4. Програми и обмен</w:t>
+        <w:t xml:space="preserve">4.4. Програми и обмен</w:t>
       </w:r>
     </w:p>
     <w:p>
@@ -3361,7 +4493,7 @@
         <w:pStyle w:val="Heading2"/>
       </w:pPr>
       <w:r>
-        <w:t xml:space="preserve">3.5. Изследване и резултати</w:t>
+        <w:t xml:space="preserve">4.5. Изследване и резултати</w:t>
       </w:r>
     </w:p>
     <w:p>
@@ -3541,7 +4673,7 @@
         <w:pStyle w:val="Heading2"/>
       </w:pPr>
       <w:r>
-        <w:t xml:space="preserve">3.6. Галванични елементи</w:t>
+        <w:t xml:space="preserve">4.6. Галванични елементи</w:t>
       </w:r>
     </w:p>
     <w:p>
@@ -3799,7 +4931,7 @@
         <w:pStyle w:val="Heading2"/>
       </w:pPr>
       <w:r>
-        <w:t xml:space="preserve">3.7. Зареждане на електромобили и интелигентни мрежи</w:t>
+        <w:t xml:space="preserve">4.7. Зареждане на електромобили и интелигентни мрежи</w:t>
       </w:r>
     </w:p>
     <w:p>
@@ -3939,15 +5071,15 @@
         <w:pStyle w:val="Heading1"/>
       </w:pPr>
       <w:r>
-        <w:t xml:space="preserve">4. Как да отговаряте</w:t>
-      </w:r>
-    </w:p>
-    <w:p>
-      <w:pPr>
-        <w:pStyle w:val="ListParagraph"/>
-        <w:numPr>
-          <w:ilvl w:val="0"/>
-          <w:numId w:val="16"/>
+        <w:t xml:space="preserve">5. Как да отговаряте</w:t>
+      </w:r>
+    </w:p>
+    <w:p>
+      <w:pPr>
+        <w:pStyle w:val="ListParagraph"/>
+        <w:numPr>
+          <w:ilvl w:val="0"/>
+          <w:numId w:val="21"/>
         </w:numPr>
         <w:spacing w:after="80"/>
       </w:pPr>
@@ -3960,7 +5092,7 @@
         <w:pStyle w:val="ListParagraph"/>
         <w:numPr>
           <w:ilvl w:val="0"/>
-          <w:numId w:val="16"/>
+          <w:numId w:val="21"/>
         </w:numPr>
         <w:spacing w:after="80"/>
       </w:pPr>
@@ -3973,7 +5105,7 @@
         <w:pStyle w:val="ListParagraph"/>
         <w:numPr>
           <w:ilvl w:val="0"/>
-          <w:numId w:val="16"/>
+          <w:numId w:val="21"/>
         </w:numPr>
         <w:spacing w:after="80"/>
       </w:pPr>
@@ -3986,7 +5118,7 @@
         <w:pStyle w:val="ListParagraph"/>
         <w:numPr>
           <w:ilvl w:val="0"/>
-          <w:numId w:val="16"/>
+          <w:numId w:val="21"/>
         </w:numPr>
         <w:spacing w:after="80"/>
       </w:pPr>
@@ -3999,7 +5131,7 @@
         <w:pStyle w:val="ListParagraph"/>
         <w:numPr>
           <w:ilvl w:val="0"/>
-          <w:numId w:val="16"/>
+          <w:numId w:val="21"/>
         </w:numPr>
         <w:spacing w:after="80"/>
       </w:pPr>
@@ -4319,6 +5451,36 @@
     </w:lvlOverride>
   </w:num>
   <w:num w:numId="16">
+    <w:abstractNumId w:val="2"/>
+    <w:lvlOverride w:ilvl="0">
+      <w:startOverride w:val="1"/>
+    </w:lvlOverride>
+  </w:num>
+  <w:num w:numId="17">
+    <w:abstractNumId w:val="2"/>
+    <w:lvlOverride w:ilvl="0">
+      <w:startOverride w:val="1"/>
+    </w:lvlOverride>
+  </w:num>
+  <w:num w:numId="18">
+    <w:abstractNumId w:val="2"/>
+    <w:lvlOverride w:ilvl="0">
+      <w:startOverride w:val="1"/>
+    </w:lvlOverride>
+  </w:num>
+  <w:num w:numId="19">
+    <w:abstractNumId w:val="2"/>
+    <w:lvlOverride w:ilvl="0">
+      <w:startOverride w:val="1"/>
+    </w:lvlOverride>
+  </w:num>
+  <w:num w:numId="20">
+    <w:abstractNumId w:val="2"/>
+    <w:lvlOverride w:ilvl="0">
+      <w:startOverride w:val="1"/>
+    </w:lvlOverride>
+  </w:num>
+  <w:num w:numId="21">
     <w:abstractNumId w:val="2"/>
     <w:lvlOverride w:ilvl="0">
       <w:startOverride w:val="1"/>

--- a/diplomna_rabota/Podgotovka_za_zashtitata.docx
+++ b/diplomna_rabota/Podgotovka_za_zashtitata.docx
@@ -292,7 +292,7 @@
           <w:sz w:val="21"/>
           <w:szCs w:val="21"/>
         </w:rPr>
-        <w:t xml:space="preserve">темата, дипломантът и научният ръководител.</w:t>
+        <w:t xml:space="preserve">университетът, факултетът и катедрата, темата, дипломантът и научният ръководител.</w:t>
       </w:r>
     </w:p>
     <w:tbl>
@@ -357,7 +357,7 @@
                 <w:sz w:val="26"/>
                 <w:szCs w:val="26"/>
               </w:rPr>
-              <w:t xml:space="preserve">Уважаеми господин председател, уважаеми членове на Държавната изпитна комисия, казвам се Кръстиян Праматаров. Ще ви представя дипломната си работа на тема „Система за управление на дома чрез IEEE 802.11 (Wi-Fi) интерфейс“ с научен ръководител доц. д-р инж. Любомир Богданов. След частта за хардуера и програмите ще покажа как работи макетът.</w:t>
+              <w:t xml:space="preserve">Уважаеми господин председател, уважаеми членове на комисията, казвам се Кръстиян Праматаров. Темата на дипломната ми работа е „Система за управление на дома чрез IEEE 802.11 (Wi-Fi) интерфейс“, а научен ръководител е доц. д-р инж. Любомир Богданов. Първо ще разкажа накратко за хардуера и програмите, а след това ще покажа как работи макетът.</w:t>
             </w:r>
           </w:p>
         </w:tc>
@@ -376,7 +376,7 @@
         <w:t xml:space="preserve">Забележка:</w:t>
       </w:r>
       <w:r>
-        <w:t xml:space="preserve"> ако председателят е жена – „Уважаема госпожо председател“. Изложението заедно с демонстрацията е до 10 минути. Говорете спокойно и не четете от екрана.</w:t>
+        <w:t xml:space="preserve"> ако председателят е жена – „Уважаема госпожо председател“. Общо до 10 минути заедно с демонстрацията.</w:t>
       </w:r>
     </w:p>
     <w:p>
@@ -384,7 +384,7 @@
         <w:pStyle w:val="Heading2"/>
       </w:pPr>
       <w:r>
-        <w:t xml:space="preserve">Слайд 2. Зареждане на електромобил у дома</w:t>
+        <w:t xml:space="preserve">Слайд 2. Проблем и цел на работата</w:t>
       </w:r>
       <w:r>
         <w:rPr>
@@ -418,7 +418,7 @@
           <w:sz w:val="21"/>
           <w:szCs w:val="21"/>
         </w:rPr>
-        <w:t xml:space="preserve">5750 W, 3680 W, 2070 W и целта на работата.</w:t>
+        <w:t xml:space="preserve">три реда с мощностите (5750 W, 3680 W, около 2 kW) и целта на работата.</w:t>
       </w:r>
     </w:p>
     <w:tbl>
@@ -483,7 +483,7 @@
                 <w:sz w:val="26"/>
                 <w:szCs w:val="26"/>
               </w:rPr>
-              <w:t xml:space="preserve">Работата започва от конкретен проблем. Типично жилище е присъединено еднофазно с главен предпазител 25 A – това са 5750 W. Домашното зареждане на електромобил с 16 A заема 3680 W. За всичко останало остават около 2 kW – колкото един бойлер. Ако докато колата се зарежда, се включат бойлерът и още един уред, главният предпазител изключва цялото жилище. Затова целта на работата е система с два микроконтролера ESP8266, управлявана от браузър, с която второстепенните товари могат да се изключват по време на зареждането.</w:t>
+              <w:t xml:space="preserve">Идеята за темата дойде от един съвсем практически проблем. Повечето жилища са присъединени еднофазно, с главен предпазител 25 A, т. е. около 5750 W. Ако се зарежда електромобил с 16 A, само той взима 3680 W. Остават около 2 kW, колкото е един бойлер. Достатъчно е по време на зареждането да се включат бойлерът и още нещо, и главният предпазител изключва. Затова целта ми беше система с два микроконтролера ESP8266, която се управлява от браузър и с която второстепенните товари могат да се изключат, докато колата се зарежда.</w:t>
             </w:r>
           </w:p>
         </w:tc>
@@ -519,7 +519,7 @@
         <w:t xml:space="preserve">Управлява ли системата самото зареждане?</w:t>
       </w:r>
       <w:r>
-        <w:t xml:space="preserve"> Не – токът на зарядната станция се задава със сигнала Control Pilot, което изисква контролер на станцията и е извън заданието. Посочено е като насока за развитие.</w:t>
+        <w:t xml:space="preserve"> Не. Токът на зарядната станция се задава със сигнала Control Pilot, а за това трябва контролер на станцията. Това е извън заданието, посочено е като насока за развитие.</w:t>
       </w:r>
     </w:p>
     <w:p>
@@ -527,7 +527,7 @@
         <w:pStyle w:val="Heading2"/>
       </w:pPr>
       <w:r>
-        <w:t xml:space="preserve">Слайд 3. Избор на технология</w:t>
+        <w:t xml:space="preserve">Слайд 3. Избор на безжична технология</w:t>
       </w:r>
       <w:r>
         <w:rPr>
@@ -561,7 +561,7 @@
           <w:sz w:val="21"/>
           <w:szCs w:val="21"/>
         </w:rPr>
-        <w:t xml:space="preserve">таблица на Wi-Fi, ZigBee, BLE и Z-Wave (шлюз, достъп от браузър, консумация); избрани са Wi-Fi и ESP-NOW.</w:t>
+        <w:t xml:space="preserve">таблица на Wi-Fi, ZigBee, BLE и Z-Wave (шлюз, достъп от браузър, консумация) и изборът – Wi-Fi към потребителя и ESP-NOW между възлите.</w:t>
       </w:r>
     </w:p>
     <w:tbl>
@@ -626,7 +626,7 @@
                 <w:sz w:val="26"/>
                 <w:szCs w:val="26"/>
               </w:rPr>
-              <w:t xml:space="preserve">Сравних четирите най-разпространени безжични технологии за умен дом – Wi-Fi, ZigBee, BLE и Z-Wave. Решаващи бяха два критерия: нужен ли е шлюз и може ли потребителят да се свърже направо от браузъра на телефона си. И двете условия изпълнява само Wi-Fi. Недостатъкът му – по-високата консумация – тук не пречи, защото възлите се захранват от мрежата и консумират около 2 W. Между двата възела използвах протокола ESP-NOW на Espressif. Той работи директно на канално (MAC) ниво, без домашния рутер, и доставя кадъра за няколко милисекунди.</w:t>
+              <w:t xml:space="preserve">Разгледах четирите технологии, които най-често се ползват в умния дом: Wi-Fi, ZigBee, BLE и Z-Wave. За тази задача бяха важни две неща. Да не трябва отделен шлюз и телефонът да може да се свърже направо през браузъра. Това го има само при Wi-Fi. Вярно е, че Wi-Fi консумира повече, но тук възлите са на мрежово захранване и цялата електроника е около 2 W, така че това не пречи. Между двата възела използвах ESP-NOW. Това е протокол на Espressif, който праща кадрите директно на MAC ниво, без рутера, и кадърът стига за няколко милисекунди.</w:t>
             </w:r>
           </w:p>
         </w:tc>
@@ -634,7 +634,7 @@
     </w:tbl>
     <w:p>
       <w:pPr>
-        <w:keepNext w:val="false"/>
+        <w:keepNext/>
         <w:spacing w:before="200"/>
       </w:pPr>
       <w:r>
@@ -642,21 +642,6 @@
           <w:b/>
           <w:bCs/>
         </w:rPr>
-        <w:t xml:space="preserve">Посочете:</w:t>
-      </w:r>
-      <w:r>
-        <w:t xml:space="preserve"> осветения ред Wi-Fi в таблицата.</w:t>
-      </w:r>
-    </w:p>
-    <w:p>
-      <w:pPr>
-        <w:keepNext/>
-      </w:pPr>
-      <w:r>
-        <w:rPr>
-          <w:b/>
-          <w:bCs/>
-        </w:rPr>
         <w:t xml:space="preserve">Ако питат:</w:t>
       </w:r>
     </w:p>
@@ -677,7 +662,7 @@
         <w:t xml:space="preserve">Защо не ZigBee?</w:t>
       </w:r>
       <w:r>
-        <w:t xml:space="preserve"> Трябва шлюз и приложение, а ниската консумация е предимство само при батерийни възли.</w:t>
+        <w:t xml:space="preserve"> Трябват шлюз и приложение, а ниската консумация има смисъл само при възли на батерии.</w:t>
       </w:r>
     </w:p>
     <w:p>
@@ -719,7 +704,7 @@
           <w:sz w:val="21"/>
           <w:szCs w:val="21"/>
         </w:rPr>
-        <w:t xml:space="preserve">браузър – Wi-Fi – главен възел – ESP-NOW – подчинен възел и какво управлява подчиненият възел.</w:t>
+        <w:t xml:space="preserve">браузър – Wi-Fi – главен възел – ESP-NOW – подчинен възел и два реда за подчинения възел и захранването.</w:t>
       </w:r>
     </w:p>
     <w:tbl>
@@ -784,7 +769,7 @@
                 <w:sz w:val="26"/>
                 <w:szCs w:val="26"/>
               </w:rPr>
-              <w:t xml:space="preserve">Системата се състои от два възела с развойни платки NodeMCU. Главният възел е свързан към домашната Wi-Fi мрежа и обслужва уеб страницата. Подчиненият възел е при товарите: управлява четирите релейни модула, чете датчика за температура и влажност DHT11, датчика за влага HR202 и двата бутона и следи захранването +5 V през аналоговия вход. Командата от браузъра стига по Wi-Fi до главния възел, а оттам по ESP-NOW – до подчинения. Подчиненият възел я изпълнява и връща отчет с действителното състояние, затова страницата винаги показва истинското състояние на релетата. Двата възела се захранват от адаптери 5 V. В макета контактите на релетата не са свързани към мрежата 230 V.</w:t>
+              <w:t xml:space="preserve">Системата има два възела, и двата с платки NodeMCU. Главният е свързан към домашната Wi-Fi мрежа и на него е уеб страницата. Подчиненият е при товарите. Той управлява четирите релейни модула, чете DHT11 за температура и влажност, датчика за влага HR202 и двата бутона, а през аналоговия вход следи захранването +5 V. Когато натисна бутон в браузъра, командата отива по Wi-Fi до главния възел и оттам по ESP-NOW до подчинения. Подчиненият я изпълнява и връща отчет с действителното състояние. Затова страницата показва това, което реално е на релетата, а не това, което сме поискали. И двата възела се захранват от адаптери 5 V. В макета контактите на релетата не са свързани към 230 V.</w:t>
             </w:r>
           </w:p>
         </w:tc>
@@ -803,7 +788,7 @@
         <w:t xml:space="preserve">Посочете:</w:t>
       </w:r>
       <w:r>
-        <w:t xml:space="preserve"> табло 1 – там е подробната блокова схема.</w:t>
+        <w:t xml:space="preserve"> табло 1 – там блоковата схема е по-подробна.</w:t>
       </w:r>
     </w:p>
     <w:p>
@@ -835,7 +820,7 @@
         <w:t xml:space="preserve">Защо два възела?</w:t>
       </w:r>
       <w:r>
-        <w:t xml:space="preserve"> Така е по заданието. Освен това главният възел стои до рутера, а подчиненият – при товарите, и подчиненият работи и без мрежа (бутони и защита).</w:t>
+        <w:t xml:space="preserve"> Така е по заданието. Има и практическа причина – главният стои до рутера, подчиненият при товарите, а бутоните и защитата работят и без мрежа.</w:t>
       </w:r>
     </w:p>
     <w:p>
@@ -877,7 +862,7 @@
           <w:sz w:val="21"/>
           <w:szCs w:val="21"/>
         </w:rPr>
-        <w:t xml:space="preserve">снимка на макета и четири реда: 2,2 mA; 11,19 V; реле 4 на D8; 0,49 A → адаптер 5 V / 1 A.</w:t>
+        <w:t xml:space="preserve">снимка на макета и четири реда: 2,2 mA; реле 4 на D8; 11,19 V и 10,91 V; 0,49 A и адаптер 5 V / 1 A.</w:t>
       </w:r>
     </w:p>
     <w:tbl>
@@ -942,7 +927,7 @@
                 <w:sz w:val="26"/>
                 <w:szCs w:val="26"/>
               </w:rPr>
-              <w:t xml:space="preserve">Хардуерът е изграден от готови модули, затова основната задача беше да ги съвместя правилно. Релейните модули са за 5 V, а изводите на ESP8266 дават 3,3 V. В режим H входът на модула черпи около 2,2 mA – под една пета от допустимия ток на извода – и релетата се задействат надеждно. Реле 4 първоначално беше на извода D3, който при стартиране трябва да е във високо ниво. Преместих го на D8, където ниското ниво при стартиране съвпада с изключено реле. Захранването +5 V се следи през делител 47 kΩ / 20 kΩ към входа A0. Заедно с вградения делител на платката пълната скала е 11,19 V, а след калибровка с мултиметър – 10,91 V, т. е. 10,65 mV на отчет. При четири включени релета и предаване токът достига около 0,49 A, затова подчиненият възел се захранва от адаптер 5 V / 1 A.</w:t>
+              <w:t xml:space="preserve">Хардуерът е сглобен от готови модули и основната работа беше да ги съвместя. Релейните модули са за 5 V, а ESP8266 дава 3,3 V на изводите. В режим H входът на модула взима около 2,2 mA, под една пета от допустимия ток на извода, и релетата се задействат нормално. Реле 4 в началото беше на D3. Този извод трябва да е във високо ниво при стартиране, затова го преместих на D8, където ниското ниво при стартиране съвпада с изключено реле. Захранването +5 V се мери през делител 47 kΩ / 20 kΩ към A0. Ако се отчете и вграденият делител на платката, пълната скала излиза 11,19 V. След калибровка с мултиметър приех 10,91 V, което дава 10,65 mV на отчет. При четири включени релета и предаване токът стига около 0,49 A, затова подчиненият възел е на адаптер 5 V / 1 A.</w:t>
             </w:r>
           </w:p>
         </w:tc>
@@ -961,7 +946,7 @@
         <w:t xml:space="preserve">Посочете:</w:t>
       </w:r>
       <w:r>
-        <w:t xml:space="preserve"> табло 2 – принципната схема с означенията и стойностите на елементите.</w:t>
+        <w:t xml:space="preserve"> табло 2 – принципната схема с означенията и стойностите.</w:t>
       </w:r>
     </w:p>
     <w:p>
@@ -993,7 +978,7 @@
         <w:t xml:space="preserve">Откъде са 55 mV на включено реле?</w:t>
       </w:r>
       <w:r>
-        <w:t xml:space="preserve"> В макета долният край на R2 е на общата шина GND на макетната платка, по която тече и токът на бобините. На схемата е показано свързване с отделен проводник, при което корекцията става нула.</w:t>
+        <w:t xml:space="preserve"> В макета долният край на R2 е на общата маса на макетната платка, по която тече и токът на бобините. На схемата е показано свързване с отделен проводник и тогава корекция не трябва.</w:t>
       </w:r>
     </w:p>
     <w:p>
@@ -1013,7 +998,7 @@
         <w:t xml:space="preserve">Защо режим H?</w:t>
       </w:r>
       <w:r>
-        <w:t xml:space="preserve"> При нулиране изводите са входове и релето остава изключено; в режим L към извода би постъпило напрежение над 3,3 V.</w:t>
+        <w:t xml:space="preserve"> При нулиране изводите са входове и релето си остава изключено. В режим L към извода би отишло напрежение над 3,3 V.</w:t>
       </w:r>
     </w:p>
     <w:p>
@@ -1021,7 +1006,7 @@
         <w:pStyle w:val="Heading2"/>
       </w:pPr>
       <w:r>
-        <w:t xml:space="preserve">Слайд 6. Програми на двата възела</w:t>
+        <w:t xml:space="preserve">Слайд 6. Програмно осигуряване</w:t>
       </w:r>
       <w:r>
         <w:rPr>
@@ -1055,7 +1040,7 @@
           <w:sz w:val="21"/>
           <w:szCs w:val="21"/>
         </w:rPr>
-        <w:t xml:space="preserve">главен цикъл (флаг, 45 → 25 ms, 85 ms) и обмен по ESP-NOW (двойно потвърждение, желано състояние, опашка от 12 команди).</w:t>
+        <w:t xml:space="preserve">главен цикъл и обмен по ESP-NOW по три реда; настройки по UART с CRC-32.</w:t>
       </w:r>
     </w:p>
     <w:tbl>
@@ -1120,7 +1105,7 @@
                 <w:sz w:val="26"/>
                 <w:szCs w:val="26"/>
               </w:rPr>
-              <w:t xml:space="preserve">Двете програми са неблокиращи. Прекъсванията от бутоните и обратните функции на ESP-NOW само записват данните и вдигат флаг, а цялата работа се върши в главния цикъл. Така най-дългата итерация намаля от около 45 ms във версия 2 на около 25 ms – остана само четенето на DHT11, а реакцията на бутон е до 85 ms. При обмена всяка команда се потвърждава два пъти: от радиото на MAC ниво и с отчет от програмата на подчинения възел. Командите съдържат желаното състояние, а не „превключи“, затова повторно доставена команда не променя нищо. Командите минават през опашка с 12 места, а релетата се включват едно след друго през 250 ms. Настройките се въвеждат по UART и се пазят в EEPROM с контролна сума CRC-32.</w:t>
+              <w:t xml:space="preserve">И двете програми са написани така, че нищо да не блокира главния цикъл. Прекъсванията от бутоните и обратните функции на ESP-NOW само записват данните и вдигат флаг, а всичко останало се върши в цикъла. Така най-дългата итерация падна от около 45 ms във версия 2 до около 25 ms, колкото трае четенето на DHT11. Бутонът реагира за до 85 ms. При обмена всяка команда се потвърждава два пъти. Веднъж от радиото на MAC ниво и втори път с отчет от програмата на подчинения възел. Командата носи желаното състояние, а не „превключи“, така че ако пристигне два пъти, нищо лошо не става. Командите чакат в опашка с 12 места, а релетата се включват едно по едно през 250 ms. Настройките се въвеждат по UART и се пазят в EEPROM с контролна сума CRC-32.</w:t>
             </w:r>
           </w:p>
         </w:tc>
@@ -1171,7 +1156,7 @@
         <w:t xml:space="preserve">Колко заема радиоканала?</w:t>
       </w:r>
       <w:r>
-        <w:t xml:space="preserve"> Един отчет от 144 B – около 2 ms, т. е. около 0,1 % от времето при интервал 2 s.</w:t>
+        <w:t xml:space="preserve"> Един отчет е 144 B, около 2 ms, т. е. около 0,1 % от времето при интервал 2 s.</w:t>
       </w:r>
     </w:p>
     <w:p>
@@ -1191,7 +1176,7 @@
         <w:t xml:space="preserve">Как се откриват загубите?</w:t>
       </w:r>
       <w:r>
-        <w:t xml:space="preserve"> Отчетите са номерирани: липсващ номер е загуба, повторен номер – дубликат.</w:t>
+        <w:t xml:space="preserve"> Отчетите са номерирани. Ако липсва номер, значи отчетът е изгубен, а ако дойде същият номер още веднъж, това е дубликат.</w:t>
       </w:r>
     </w:p>
     <w:p>
@@ -1199,7 +1184,7 @@
         <w:pStyle w:val="Heading2"/>
       </w:pPr>
       <w:r>
-        <w:t xml:space="preserve">Слайд 7. Защита при теч по датчика HR202</w:t>
+        <w:t xml:space="preserve">Слайд 7. Защита при теч (датчик HR202)</w:t>
       </w:r>
       <w:r>
         <w:rPr>
@@ -1233,7 +1218,7 @@
           <w:sz w:val="21"/>
           <w:szCs w:val="21"/>
         </w:rPr>
-        <w:t xml:space="preserve">три състояния – нормален режим, блокировка „мокро“ и блокировка „изчакване“; ≤ 30 ms; 3 нива на проверка.</w:t>
+        <w:t xml:space="preserve">три състояния – нормален режим, блокировка „мокро“ и блокировка „изчакване“ – и три реда за защитата.</w:t>
       </w:r>
     </w:p>
     <w:tbl>
@@ -1298,7 +1283,7 @@
                 <w:sz w:val="26"/>
                 <w:szCs w:val="26"/>
               </w:rPr>
-              <w:t xml:space="preserve">Защитата при теч е първата функция в главния цикъл на подчинения възел и е краен автомат с три състояния. Щом HR202 отчете вода, всички релета се изключват – най-много за около 30 ms – и включването се забранява. Забраната се проверява на три нива: браузърът не изпраща заявката, главният възел отговаря с код 403, а подчиненият възел отказва командата. Последната проверка работи и без Wi-Fi. Блокировката се сваля едва след 2 s непрекъснато сухо състояние, а релетата не се включват сами след това. Изключването е разрешено винаги.</w:t>
+              <w:t xml:space="preserve">Защитата при теч е първото нещо, което подчиненият възел проверява в цикъла. Реализирана е като краен автомат с три състояния. Щом HR202 усети вода, всички релета се изключват, най-много за около 30 ms, и включването се забранява. Забраната се проверява на три места: браузърът изобщо не праща заявката, главният възел отговаря с код 403, а подчиненият отказва командата. Последната проверка работи и без Wi-Fi. Блокировката се маха чак след 2 s непрекъснато сухо и релетата не се включват сами. Изключване е разрешено винаги.</w:t>
             </w:r>
           </w:p>
         </w:tc>
@@ -1334,7 +1319,7 @@
         <w:t xml:space="preserve">Защо 2 s?</w:t>
       </w:r>
       <w:r>
-        <w:t xml:space="preserve"> Компараторът LM393 няма хистерезис и изходът му трепти около прага; задържането във времето играе ролята на хистерезис.</w:t>
+        <w:t xml:space="preserve"> LM393 няма хистерезис и близо до прага изходът му трепти. Задържането от 2 s играе ролята на хистерезис.</w:t>
       </w:r>
     </w:p>
     <w:p>
@@ -1354,7 +1339,7 @@
         <w:t xml:space="preserve">Откъде са 30 ms?</w:t>
       </w:r>
       <w:r>
-        <w:t xml:space="preserve"> Най-много една итерация на цикъла (около 25 ms при четене на DHT11) плюс отпускането на релето (до 5 ms).</w:t>
+        <w:t xml:space="preserve"> Най-много една итерация на цикъла, около 25 ms при четене на DHT11, плюс до 5 ms за отпускане на релето.</w:t>
       </w:r>
     </w:p>
     <w:p>
@@ -1425,10 +1410,10 @@
           <w:b/>
           <w:bCs/>
         </w:rPr>
-        <w:t xml:space="preserve">Отворете http://smarthome.local</w:t>
-      </w:r>
-      <w:r>
-        <w:t xml:space="preserve"> (или IP адреса на главния възел): „Сега ще покажа макета. Тук се виждат температурата и влажността от DHT11, напрежението на шината +5 V и диагностиката на връзката.“</w:t>
+        <w:t xml:space="preserve">Отварям smarthome.local</w:t>
+      </w:r>
+      <w:r>
+        <w:t xml:space="preserve"> (или IP адреса на главния възел): „Тук са температурата и влажността от DHT11, напрежението на шината +5 V и данните за връзката.“</w:t>
       </w:r>
     </w:p>
     <w:p>
@@ -1445,10 +1430,10 @@
           <w:b/>
           <w:bCs/>
         </w:rPr>
-        <w:t xml:space="preserve">Включете реле от страницата:</w:t>
-      </w:r>
-      <w:r>
-        <w:t xml:space="preserve"> „Чува се щракване и светва светодиодът на модула. Бутонът на страницата се обновява, когато пристигне отчетът от подчинения възел – значи показва действителното състояние.“</w:t>
+        <w:t xml:space="preserve">Включвам реле от страницата:</w:t>
+      </w:r>
+      <w:r>
+        <w:t xml:space="preserve"> „Чува се щракването и светва светодиодът на модула. Бутонът на страницата се сменя чак когато дойде отчетът от подчинения възел, т. е. показва действителното състояние.“</w:t>
       </w:r>
     </w:p>
     <w:p>
@@ -1465,10 +1450,10 @@
           <w:b/>
           <w:bCs/>
         </w:rPr>
-        <w:t xml:space="preserve">Натиснете SB1, после SB2:</w:t>
-      </w:r>
-      <w:r>
-        <w:t xml:space="preserve"> „SB1 превключва реле 1, а SB2 изключва всички релета. Страницата показва промяната веднага.“</w:t>
+        <w:t xml:space="preserve">Натискам SB1, после SB2:</w:t>
+      </w:r>
+      <w:r>
+        <w:t xml:space="preserve"> „SB1 превключва реле 1, SB2 изключва всички. На страницата се вижда веднага.“</w:t>
       </w:r>
     </w:p>
     <w:p>
@@ -1485,20 +1470,20 @@
           <w:b/>
           <w:bCs/>
         </w:rPr>
-        <w:t xml:space="preserve">Намокрете HR202:</w:t>
-      </w:r>
-      <w:r>
-        <w:t xml:space="preserve"> „Датчикът отчита вода – всички релета се изключиха, а картата показва „МОКРО (БЛОКИРАНО)“. Опитвам да включа реле – включването е отказано.“ </w:t>
-      </w:r>
-      <w:r>
-        <w:rPr>
-          <w:b/>
-          <w:bCs/>
-        </w:rPr>
-        <w:t xml:space="preserve">Подсушете датчика:</w:t>
-      </w:r>
-      <w:r>
-        <w:t xml:space="preserve"> „Сега картата показва „СУХО (ИЗЧАКВАНЕ)“. След 2 s сухо състояние блокировката се сваля, а релетата остават изключени.“</w:t>
+        <w:t xml:space="preserve">Намокрям HR202:</w:t>
+      </w:r>
+      <w:r>
+        <w:t xml:space="preserve"> „Всички релета се изключиха и на картата пише МОКРО (БЛОКИРАНО). Опитвам да включа реле – не става.“ </w:t>
+      </w:r>
+      <w:r>
+        <w:rPr>
+          <w:b/>
+          <w:bCs/>
+        </w:rPr>
+        <w:t xml:space="preserve">Подсушавам:</w:t>
+      </w:r>
+      <w:r>
+        <w:t xml:space="preserve"> „Сега е СУХО (ИЗЧАКВАНЕ). След 2 s сухо блокировката пада, а релетата остават изключени.“</w:t>
       </w:r>
     </w:p>
     <w:p>
@@ -1515,7 +1500,7 @@
           <w:b/>
           <w:bCs/>
         </w:rPr>
-        <w:t xml:space="preserve">Ако има време – бутонът „ТЕСТ НА ЗАКЪСНЕНИЕТО (100)“</w:t>
+        <w:t xml:space="preserve">Ако има време – ТЕСТ НА ЗАКЪСНЕНИЕТО (100)</w:t>
       </w:r>
       <w:r>
         <w:t xml:space="preserve"> или </w:t>
@@ -1527,19 +1512,19 @@
         <w:t xml:space="preserve">PING 100</w:t>
       </w:r>
       <w:r>
-        <w:t xml:space="preserve"> по UART: „На екрана е двупосочното закъснение – минимално, средно и максимално.“</w:t>
-      </w:r>
-    </w:p>
-    <w:p>
-      <w:pPr>
-        <w:keepNext w:val="false"/>
-      </w:pPr>
-      <w:r>
-        <w:rPr>
-          <w:b/>
-          <w:bCs/>
-        </w:rPr>
-        <w:t xml:space="preserve">Завършете с:</w:t>
+        <w:t xml:space="preserve"> по UART: „Това е двупосочното закъснение – минимално, средно и максимално.“</w:t>
+      </w:r>
+    </w:p>
+    <w:p>
+      <w:pPr>
+        <w:keepNext w:val="false"/>
+      </w:pPr>
+      <w:r>
+        <w:rPr>
+          <w:b/>
+          <w:bCs/>
+        </w:rPr>
+        <w:t xml:space="preserve">Завършвам с:</w:t>
       </w:r>
       <w:r>
         <w:t xml:space="preserve"> „С това демонстрацията приключва.“</w:t>
@@ -1567,7 +1552,7 @@
         <w:spacing w:after="80"/>
       </w:pPr>
       <w:r>
-        <w:t xml:space="preserve">Включете двата възела поне 5 минути по-рано и проверете връзката.</w:t>
+        <w:t xml:space="preserve">Да включа двата възела поне 5 минути по-рано и да проверя връзката.</w:t>
       </w:r>
     </w:p>
     <w:p>
@@ -1580,7 +1565,7 @@
         <w:spacing w:after="80"/>
       </w:pPr>
       <w:r>
-        <w:t xml:space="preserve">Ако ползвате телефон като точка за достъп, каналът на подчинения възел трябва да е същият като на телефона (</w:t>
+        <w:t xml:space="preserve">При точка за достъп от телефона – подчиненият възел на същия канал (</w:t>
       </w:r>
       <w:r>
         <w:rPr>
@@ -1598,7 +1583,7 @@
         <w:t xml:space="preserve">SAVE</w:t>
       </w:r>
       <w:r>
-        <w:t xml:space="preserve"> по UART), а каналът на точката за достъп – фиксиран.</w:t>
+        <w:t xml:space="preserve"> по UART), а каналът на телефона фиксиран.</w:t>
       </w:r>
     </w:p>
     <w:p>
@@ -1611,7 +1596,7 @@
         <w:spacing w:after="80"/>
       </w:pPr>
       <w:r>
-        <w:t xml:space="preserve">Ако адресът </w:t>
+        <w:t xml:space="preserve">Ако </w:t>
       </w:r>
       <w:r>
         <w:rPr>
@@ -1620,7 +1605,7 @@
         <w:t xml:space="preserve">smarthome.local</w:t>
       </w:r>
       <w:r>
-        <w:t xml:space="preserve"> не се отваря, използвайте IP адреса на главния възел.</w:t>
+        <w:t xml:space="preserve"> не се отваря – IP адреса на главния възел.</w:t>
       </w:r>
     </w:p>
     <w:p>
@@ -1633,7 +1618,7 @@
         <w:spacing w:after="80"/>
       </w:pPr>
       <w:r>
-        <w:t xml:space="preserve">Носете чаша вода или мокра клечка за уши и салфетка за датчика HR202.</w:t>
+        <w:t xml:space="preserve">Вода или мокра клечка за уши и салфетка за HR202.</w:t>
       </w:r>
     </w:p>
     <w:p>
@@ -1646,7 +1631,7 @@
         <w:spacing w:after="80"/>
       </w:pPr>
       <w:r>
-        <w:t xml:space="preserve">Пригответе кратък видеозапис на демонстрацията за резерв.</w:t>
+        <w:t xml:space="preserve">Кратко видео на демонстрацията за резерв.</w:t>
       </w:r>
     </w:p>
     <w:p>
@@ -1688,7 +1673,7 @@
           <w:sz w:val="21"/>
           <w:szCs w:val="21"/>
         </w:rPr>
-        <w:t xml:space="preserve">44 h, 0 промени в кода, до 7 опита на MAC ниво и бележка, че резултатите са от симулация.</w:t>
+        <w:t xml:space="preserve">пет реда за метода и за това какво е проверено на макета.</w:t>
       </w:r>
     </w:p>
     <w:tbl>
@@ -1753,7 +1738,7 @@
                 <w:sz w:val="26"/>
                 <w:szCs w:val="26"/>
               </w:rPr>
-              <w:t xml:space="preserve">Устойчивостта на системата проверих чрез симулация. Двете програми се компилират без никакви промени на компютър, заедно с имитация на хардуера и модел на радиоканала по IEEE 802.11b – с изчакване, до 7 опита за предаване и зададен процент грешни кадри. Изпълних 44 часа симулирано време в 11 сценария. През цялото време се проверяваше, че при блокировка няма включено реле и че показаното състояние съвпада с действителното. На самия макет проверих версия 3 на програмите, реле 4 на D8 и калибровката на напрежението. Напреженията, токовете и обхватът не са измервани с уреди – за тях съм подготвил протокол с опити Е1–Е12.</w:t>
+              <w:t xml:space="preserve">Поведението на системата проверих със симулация. В нея двете програми се компилират на компютър без никаква промяна в кода, заедно с имитация на хардуера. Кадрите минават през модел на радиоканала по IEEE 802.11b, с изчакването, до 7 опита и зададен процент грешни кадри. Пуснах 11 сценария, общо 44 часа симулирано време. През цялото време се следеше при блокировка да няма включено реле и показаното състояние да съвпада с реалното. На самия макет съм проверил версия 3 на програмите, реле 4 на D8 и калибровката на напрежението. Напреженията, токовете и обхвата не съм ги мерил с уреди. За тях има протокол с опити Е1–Е12.</w:t>
             </w:r>
           </w:p>
         </w:tc>
@@ -1789,7 +1774,7 @@
         <w:t xml:space="preserve">Защо симулация?</w:t>
       </w:r>
       <w:r>
-        <w:t xml:space="preserve"> Позволява десетки хиляди повторения, зададен процент грешки, рестарт в определен момент и денонощна работа – неща, които на макета трудно се възпроизвеждат. Времената на хардуерните функции в модела са зададени, затова симулацията проверява логиката, а не действителната бързина на ESP8266.</w:t>
+        <w:t xml:space="preserve"> Така може да се повтори десетки хиляди пъти един и същ опит, да се зададе точно колко кадъра се губят, да се рестартира възел в определен момент или системата да работи цяло денонощие. На макета това е трудно. Времената на хардуерните функции в модела обаче са зададени, затова симулацията проверява логиката, а не колко бързо реално работи ESP8266.</w:t>
       </w:r>
     </w:p>
     <w:p>
@@ -1831,7 +1816,7 @@
           <w:sz w:val="21"/>
           <w:szCs w:val="21"/>
         </w:rPr>
-        <w:t xml:space="preserve">2,86…4,2 ms; FER 30 %; 495 / 495; 4692 / 4692.</w:t>
+        <w:t xml:space="preserve">таблица с четирите резултата и бележка, че са от симулация.</w:t>
       </w:r>
     </w:p>
     <w:tbl>
@@ -1896,7 +1881,7 @@
                 <w:sz w:val="26"/>
                 <w:szCs w:val="26"/>
               </w:rPr>
-              <w:t xml:space="preserve">Основните резултати са четири. Първо, двупосочното закъснение е между 2,86 и 4,2 ms за 98 % от заявките и съвпада с изчислението; по-големите закъснения – до около 28 ms – са, когато заявката съвпадне с четенето на DHT11. Второ, до 30 % грешни кадри не се губи нито един отчет, защото радиото повтаря кадрите. При повече грешки главният възел отчита точно всяка загуба, а състоянието се възстановява със следващия отчет. Трето, при 495 намокряния блокировката се задейства всеки път и нито веднъж не остана включено реле. Четвърто, всички 4692 нормални натискания на бутоните са приети, а почукванията под 60 ms – отхвърлени. Подчертавам, че това са резултати от симулация.</w:t>
+              <w:t xml:space="preserve">Ето какво показа симулацията. Двупосочното закъснение е между 2,86 и 4,2 ms за 98 % от заявките, което съвпада с изчислението. По-дългите, до около 28 ms, са когато заявката попадне по време на четенето на DHT11. До 30 % грешни кадри не се губи нито един отчет, защото радиото само повтаря кадрите. Когато грешките са повече, главният възел отчита всяка загуба, а състоянието се оправя със следващия отчет. При 495 намокряния блокировката се задейства всеки път и нито веднъж не остана включено реле. Всички 4692 нормални натискания на бутоните са приети, а почукванията под 60 ms се отхвърлят. Пак казвам, това са резултати от симулация.</w:t>
             </w:r>
           </w:p>
         </w:tc>
@@ -1915,7 +1900,7 @@
         <w:t xml:space="preserve">Посочете:</w:t>
       </w:r>
       <w:r>
-        <w:t xml:space="preserve"> табло 4 – хистограмата на закъснението и таблицата със загубите при различен FER.</w:t>
+        <w:t xml:space="preserve"> табло 4 – хистограмата и таблицата със загубите.</w:t>
       </w:r>
     </w:p>
     <w:p>
@@ -1947,7 +1932,7 @@
         <w:t xml:space="preserve">Защо FER на седма степен?</w:t>
       </w:r>
       <w:r>
-        <w:t xml:space="preserve"> Радиото прави до 7 опита, така че отчетът се губи само ако и седемте опита са неуспешни – при FER 50 % това е 0,78 %.</w:t>
+        <w:t xml:space="preserve"> Радиото прави до 7 опита и отчетът се губи само ако и седемте са неуспешни. При FER 50 % това е 0,78 %.</w:t>
       </w:r>
     </w:p>
     <w:p>
@@ -1989,7 +1974,7 @@
           <w:sz w:val="21"/>
           <w:szCs w:val="21"/>
         </w:rPr>
-        <w:t xml:space="preserve">≈ 40 €, ≈ 2,5 € енергия за година и три ограничения.</w:t>
+        <w:t xml:space="preserve">себестойност, консумация и три ограничения.</w:t>
       </w:r>
     </w:p>
     <w:tbl>
@@ -2054,7 +2039,7 @@
                 <w:sz w:val="26"/>
                 <w:szCs w:val="26"/>
               </w:rPr>
-              <w:t xml:space="preserve">Себестойността на макета е около 40 €, от които електрониката е около 25 €. Годишният разход на енергия е около 2,5 € – системата консумира от мрежата около 1,9 W. Работата има и ограничения, които искам да посоча сам. Времената на хардуерните функции в симулационния модел са зададени, а не измерени. Напреженията, токовете и обхватът не са проверени с уреди. Контактите на релетата в макета не са свързани към 230 V – за реални товари, например бойлер от 3 kW, е необходим контактор. И при прекъснат проводник на датчика за влага входът се чете като „сухо“ – обърнатото активно ниво е една от насоките за развитие.</w:t>
+              <w:t xml:space="preserve">Макетът струва около 40 €, от тях около 25 € е самата електроника. Консумацията от мрежата е около 1,9 W, което е около 2,5 € годишно. Трябва да кажа и какви са ограниченията. Времената на хардуерните функции в модела са зададени, не измерени. Напреженията, токовете и обхватът не са проверени с уреди. Контактите на релетата в макета не са свързани към 230 V, а за истински товар, например бойлер от 3 kW, трябва контактор. И ако се прекъсне проводникът на датчика за влага, входът се чете като „сухо“. Това може да се оправи с обърнато активно ниво, посочил съм го в насоките за развитие.</w:t>
             </w:r>
           </w:p>
         </w:tc>
@@ -2087,10 +2072,10 @@
           <w:b/>
           <w:bCs/>
         </w:rPr>
-        <w:t xml:space="preserve">Какво трябва за реално изделие?</w:t>
-      </w:r>
-      <w:r>
-        <w:t xml:space="preserve"> Печатна платка с отделен път на масата за релейната част, предпазител, схема за плавно включване, контактори за товари над 10 A и кутия според изискванията за електрическа безопасност.</w:t>
+        <w:t xml:space="preserve">Какво трябва за истинско изделие?</w:t>
+      </w:r>
+      <w:r>
+        <w:t xml:space="preserve"> Печатна платка с отделна маса за релейната част, предпазител, схема за плавно включване, контактори за товари над 10 A и кутия според изискванията за електрическа безопасност.</w:t>
       </w:r>
     </w:p>
     <w:p>
@@ -2098,7 +2083,7 @@
         <w:pStyle w:val="Heading2"/>
       </w:pPr>
       <w:r>
-        <w:t xml:space="preserve">Слайд 12. Приноси и следващи стъпки</w:t>
+        <w:t xml:space="preserve">Слайд 12. Заключение</w:t>
       </w:r>
       <w:r>
         <w:rPr>
@@ -2132,7 +2117,7 @@
           <w:sz w:val="21"/>
           <w:szCs w:val="21"/>
         </w:rPr>
-        <w:t xml:space="preserve">четирите приноса и четирите следващи стъпки.</w:t>
+        <w:t xml:space="preserve">четири приноса и четири насоки за развитие.</w:t>
       </w:r>
     </w:p>
     <w:tbl>
@@ -2197,7 +2182,7 @@
                 <w:sz w:val="26"/>
                 <w:szCs w:val="26"/>
               </w:rPr>
-              <w:t xml:space="preserve">Като приноси на работата посочвам следното. Първо – архитектурата с Wi-Fi към потребителя и ESP-NOW между възлите. Второ – свързването на модулите за 5 V и на двата датчика към ESP8266 без допълнителни елементи, включително преместването на реле 4. Трето – протокол, при който подчиненият възел потвърждава всяка команда с отчет, заедно с вградените измервания на закъснението и времето за цикъл. Четвърто – изследването на реалния, непроменен код чрез симулация. Следващите стъпки са: измерванията с уреди по протокола Е1–Е12; реални товари през контактори и в кутия; токов трансформатор SCT-013, с който товарите да се изключват автоматично, когато започне зареждането; и управление на тока за зареждане чрез сигнала Control Pilot.</w:t>
+              <w:t xml:space="preserve">Като приноси на работата бих посочил четири неща. Архитектурата с Wi-Fi към потребителя и ESP-NOW между възлите. Свързването на модулите за 5 V и на двата датчика директно към ESP8266, без допълнителни елементи, включително преместването на реле 4. Протокола, при който подчиненият възел потвърждава всяка команда с отчет, заедно с вградените измервания на закъснението и времето за цикъл. И изследването на реалния код със симулация. Като следващи стъпки виждам измерванията с уреди по протокола Е1–Е12, реални товари през контактори в кутия, токов трансформатор SCT-013, за да се изключват товарите автоматично, когато започне зареждането, и управление на тока за зареждане през Control Pilot.</w:t>
             </w:r>
           </w:p>
         </w:tc>
@@ -2242,7 +2227,7 @@
           <w:sz w:val="21"/>
           <w:szCs w:val="21"/>
         </w:rPr>
-        <w:t xml:space="preserve">„Благодаря за вниманието“ и „Въпроси?“.</w:t>
+        <w:t xml:space="preserve">„Благодаря за вниманието!“ и името на дипломанта.</w:t>
       </w:r>
     </w:p>
     <w:tbl>
@@ -2307,7 +2292,7 @@
                 <w:sz w:val="26"/>
                 <w:szCs w:val="26"/>
               </w:rPr>
-              <w:t xml:space="preserve">Благодаря за вниманието. Готов съм да отговоря на въпросите ви.</w:t>
+              <w:t xml:space="preserve">Благодаря за вниманието. Готов съм да отговоря на въпросите.</w:t>
             </w:r>
           </w:p>
         </w:tc>
@@ -2326,222 +2311,22 @@
         <w:t xml:space="preserve">След това:</w:t>
       </w:r>
       <w:r>
-        <w:t xml:space="preserve"> рецензентът прочита рецензията. Благодарете за нея и отговорете само на забележките, с които не сте съгласни – кратко и с довод от работата. После въпроси задават членовете на комисията (без научния ръководител).</w:t>
-      </w:r>
-    </w:p>
-    <w:p>
-      <w:pPr>
-        <w:keepNext/>
-      </w:pPr>
-      <w:r>
-        <w:rPr>
-          <w:b/>
-          <w:bCs/>
-        </w:rPr>
-        <w:t xml:space="preserve">Най-вероятни въпроси – накратко</w:t>
-      </w:r>
-      <w:r>
-        <w:t xml:space="preserve"> (подробните отговори са в т. 4):</w:t>
-      </w:r>
-    </w:p>
-    <w:p>
-      <w:pPr>
-        <w:pStyle w:val="ListParagraph"/>
-        <w:numPr>
-          <w:ilvl w:val="0"/>
-          <w:numId w:val="15"/>
-        </w:numPr>
-        <w:spacing w:after="80"/>
-      </w:pPr>
-      <w:r>
-        <w:rPr>
-          <w:b/>
-          <w:bCs/>
-        </w:rPr>
-        <w:t xml:space="preserve">Къде е галваничното разделяне?</w:t>
-      </w:r>
-      <w:r>
-        <w:t xml:space="preserve"> Между бобината и контактите на релето (изолация 1500 V~). В едноканалните модули входът и релейната част имат обща маса, затова оптронът не е граница на безопасност.</w:t>
-      </w:r>
-    </w:p>
-    <w:p>
-      <w:pPr>
-        <w:pStyle w:val="ListParagraph"/>
-        <w:numPr>
-          <w:ilvl w:val="0"/>
-          <w:numId w:val="15"/>
-        </w:numPr>
-        <w:spacing w:after="80"/>
-      </w:pPr>
-      <w:r>
-        <w:rPr>
-          <w:b/>
-          <w:bCs/>
-        </w:rPr>
-        <w:t xml:space="preserve">Защо релета, а не симистори?</w:t>
-      </w:r>
-      <w:r>
-        <w:t xml:space="preserve"> Релето дава галванично разделяне и работи с всякакъв товар. Над 10 A (бойлер 3 kW ≈ 13 A) е нужен контактор.</w:t>
-      </w:r>
-    </w:p>
-    <w:p>
-      <w:pPr>
-        <w:pStyle w:val="ListParagraph"/>
-        <w:numPr>
-          <w:ilvl w:val="0"/>
-          <w:numId w:val="15"/>
-        </w:numPr>
-        <w:spacing w:after="80"/>
-      </w:pPr>
-      <w:r>
-        <w:rPr>
-          <w:b/>
-          <w:bCs/>
-        </w:rPr>
-        <w:t xml:space="preserve">Защо диод паралелно на бобината?</w:t>
-      </w:r>
-      <w:r>
-        <w:t xml:space="preserve"> Самоиндукционното напрежение при изключване би пробило транзистора; енергията в бобината е около 0,38 mJ.</w:t>
-      </w:r>
-    </w:p>
-    <w:p>
-      <w:pPr>
-        <w:pStyle w:val="ListParagraph"/>
-        <w:numPr>
-          <w:ilvl w:val="0"/>
-          <w:numId w:val="15"/>
-        </w:numPr>
-        <w:spacing w:after="80"/>
-      </w:pPr>
-      <w:r>
-        <w:rPr>
-          <w:b/>
-          <w:bCs/>
-        </w:rPr>
-        <w:t xml:space="preserve">Какво става при отпадане на Wi-Fi или на главния възел?</w:t>
-      </w:r>
-      <w:r>
-        <w:t xml:space="preserve"> Подчиненият възел пази състоянието, бутоните и защитата работят; страницата показва авария след 10 s без отчет.</w:t>
-      </w:r>
-    </w:p>
-    <w:p>
-      <w:pPr>
-        <w:pStyle w:val="ListParagraph"/>
-        <w:numPr>
-          <w:ilvl w:val="0"/>
-          <w:numId w:val="15"/>
-        </w:numPr>
-        <w:spacing w:after="80"/>
-      </w:pPr>
-      <w:r>
-        <w:rPr>
-          <w:b/>
-          <w:bCs/>
-        </w:rPr>
-        <w:t xml:space="preserve">При отпадане на захранването?</w:t>
-      </w:r>
-      <w:r>
-        <w:t xml:space="preserve"> Релетата се изключват; при старт изходите се установяват в ниско ниво и релетата не се включват за кратко.</w:t>
-      </w:r>
-    </w:p>
-    <w:p>
-      <w:pPr>
-        <w:pStyle w:val="ListParagraph"/>
-        <w:numPr>
-          <w:ilvl w:val="0"/>
-          <w:numId w:val="15"/>
-        </w:numPr>
-        <w:spacing w:after="80"/>
-      </w:pPr>
-      <w:r>
-        <w:rPr>
-          <w:b/>
-          <w:bCs/>
-        </w:rPr>
-        <w:t xml:space="preserve">Сигурност?</w:t>
-      </w:r>
-      <w:r>
-        <w:t xml:space="preserve"> HTTP Basic по избор (паролата е кодирана, не шифрирана), OTA с парола, шифрирането на ESP-NOW е по избор и в макета е изключено. Приемливо в доверена домашна мрежа, не и в изделие.</w:t>
-      </w:r>
-    </w:p>
-    <w:p>
-      <w:pPr>
-        <w:pStyle w:val="ListParagraph"/>
-        <w:numPr>
-          <w:ilvl w:val="0"/>
-          <w:numId w:val="15"/>
-        </w:numPr>
-        <w:spacing w:after="80"/>
-      </w:pPr>
-      <w:r>
-        <w:rPr>
-          <w:b/>
-          <w:bCs/>
-        </w:rPr>
-        <w:t xml:space="preserve">Защо симулация?</w:t>
-      </w:r>
-      <w:r>
-        <w:t xml:space="preserve"> Хиляди повторения и зададени грешки; измерванията с уреди по Е1–Е12 са следващата стъпка.</w:t>
-      </w:r>
-    </w:p>
-    <w:p>
-      <w:pPr>
-        <w:pStyle w:val="ListParagraph"/>
-        <w:numPr>
-          <w:ilvl w:val="0"/>
-          <w:numId w:val="15"/>
-        </w:numPr>
-        <w:spacing w:after="80"/>
-      </w:pPr>
-      <w:r>
-        <w:rPr>
-          <w:b/>
-          <w:bCs/>
-        </w:rPr>
-        <w:t xml:space="preserve">Галванични елементи?</w:t>
-      </w:r>
-      <w:r>
-        <w:t xml:space="preserve"> Превръщат химичната енергия директно в електрическа; първични и вторични (акумулатори). В електромобилите – Li-ion (NMC, NCA, LFP), зареждане CC/CV, BMS.</w:t>
-      </w:r>
-    </w:p>
-    <w:p>
-      <w:pPr>
-        <w:pStyle w:val="ListParagraph"/>
-        <w:numPr>
-          <w:ilvl w:val="0"/>
-          <w:numId w:val="15"/>
-        </w:numPr>
-        <w:spacing w:after="80"/>
-      </w:pPr>
-      <w:r>
-        <w:rPr>
-          <w:b/>
-          <w:bCs/>
-        </w:rPr>
-        <w:t xml:space="preserve">Автоматично изключване?</w:t>
-      </w:r>
-      <w:r>
-        <w:t xml:space="preserve"> Токов трансформатор SCT-013 на главния проводник; при ток над праг – изключване на товарите по приоритет.</w:t>
-      </w:r>
-    </w:p>
-    <w:p>
-      <w:pPr>
-        <w:pStyle w:val="ListParagraph"/>
-        <w:numPr>
-          <w:ilvl w:val="0"/>
-          <w:numId w:val="15"/>
-        </w:numPr>
-        <w:spacing w:after="80"/>
-      </w:pPr>
-      <w:r>
-        <w:rPr>
-          <w:b/>
-          <w:bCs/>
-        </w:rPr>
-        <w:t xml:space="preserve">Control Pilot?</w:t>
-      </w:r>
-      <w:r>
-        <w:t xml:space="preserve"> ШИМ 1 kHz, ±12 V от станцията; коефициентът на запълване D задава максималния ток: I = D · 0,6 A при D от 10 до 85 % (16 A ≈ 26,7 %).</w:t>
+        <w:t xml:space="preserve"> рецензентът чете рецензията. Благодаря му за нея. Отговарям на въпросите в рецензията и само на забележките, с които не съм съгласен – кратко и с довод от работата. После питат членовете на комисията (ръководителят не пита).</w:t>
+      </w:r>
+    </w:p>
+    <w:p>
+      <w:pPr>
+        <w:keepNext w:val="false"/>
+      </w:pPr>
+      <w:r>
+        <w:rPr>
+          <w:b/>
+          <w:bCs/>
+        </w:rPr>
+        <w:t xml:space="preserve">В бележките на този слайд</w:t>
+      </w:r>
+      <w:r>
+        <w:t xml:space="preserve"> са кратките отговори на петте въпроса от рецензията (подробно в т. 3) и на петте най-чести други въпроса (подробно в т. 4).</w:t>
       </w:r>
     </w:p>
     <w:p>
@@ -2670,7 +2455,7 @@
         <w:pStyle w:val="ListParagraph"/>
         <w:numPr>
           <w:ilvl w:val="0"/>
-          <w:numId w:val="16"/>
+          <w:numId w:val="15"/>
         </w:numPr>
         <w:spacing w:after="80"/>
       </w:pPr>
@@ -2690,7 +2475,7 @@
         <w:pStyle w:val="ListParagraph"/>
         <w:numPr>
           <w:ilvl w:val="0"/>
-          <w:numId w:val="16"/>
+          <w:numId w:val="15"/>
         </w:numPr>
         <w:spacing w:after="80"/>
       </w:pPr>
@@ -2710,7 +2495,7 @@
         <w:pStyle w:val="ListParagraph"/>
         <w:numPr>
           <w:ilvl w:val="0"/>
-          <w:numId w:val="16"/>
+          <w:numId w:val="15"/>
         </w:numPr>
         <w:spacing w:after="80"/>
       </w:pPr>
@@ -2730,7 +2515,7 @@
         <w:pStyle w:val="ListParagraph"/>
         <w:numPr>
           <w:ilvl w:val="0"/>
-          <w:numId w:val="16"/>
+          <w:numId w:val="15"/>
         </w:numPr>
         <w:spacing w:after="80"/>
       </w:pPr>
@@ -2750,7 +2535,7 @@
         <w:pStyle w:val="ListParagraph"/>
         <w:numPr>
           <w:ilvl w:val="0"/>
-          <w:numId w:val="16"/>
+          <w:numId w:val="15"/>
         </w:numPr>
         <w:spacing w:after="80"/>
       </w:pPr>
@@ -2874,7 +2659,7 @@
         <w:pStyle w:val="ListParagraph"/>
         <w:numPr>
           <w:ilvl w:val="0"/>
-          <w:numId w:val="17"/>
+          <w:numId w:val="16"/>
         </w:numPr>
         <w:spacing w:after="80"/>
       </w:pPr>
@@ -2894,7 +2679,7 @@
         <w:pStyle w:val="ListParagraph"/>
         <w:numPr>
           <w:ilvl w:val="0"/>
-          <w:numId w:val="17"/>
+          <w:numId w:val="16"/>
         </w:numPr>
         <w:spacing w:after="80"/>
       </w:pPr>
@@ -2914,7 +2699,7 @@
         <w:pStyle w:val="ListParagraph"/>
         <w:numPr>
           <w:ilvl w:val="0"/>
-          <w:numId w:val="17"/>
+          <w:numId w:val="16"/>
         </w:numPr>
         <w:spacing w:after="80"/>
       </w:pPr>
@@ -2934,7 +2719,7 @@
         <w:pStyle w:val="ListParagraph"/>
         <w:numPr>
           <w:ilvl w:val="0"/>
-          <w:numId w:val="17"/>
+          <w:numId w:val="16"/>
         </w:numPr>
         <w:spacing w:after="80"/>
       </w:pPr>
@@ -2954,7 +2739,7 @@
         <w:pStyle w:val="ListParagraph"/>
         <w:numPr>
           <w:ilvl w:val="0"/>
-          <w:numId w:val="17"/>
+          <w:numId w:val="16"/>
         </w:numPr>
         <w:spacing w:after="80"/>
       </w:pPr>
@@ -2974,7 +2759,7 @@
         <w:pStyle w:val="ListParagraph"/>
         <w:numPr>
           <w:ilvl w:val="0"/>
-          <w:numId w:val="17"/>
+          <w:numId w:val="16"/>
         </w:numPr>
         <w:spacing w:after="80"/>
       </w:pPr>
@@ -2994,7 +2779,7 @@
         <w:pStyle w:val="ListParagraph"/>
         <w:numPr>
           <w:ilvl w:val="0"/>
-          <w:numId w:val="17"/>
+          <w:numId w:val="16"/>
         </w:numPr>
         <w:spacing w:after="80"/>
       </w:pPr>
@@ -3014,7 +2799,7 @@
         <w:pStyle w:val="ListParagraph"/>
         <w:numPr>
           <w:ilvl w:val="0"/>
-          <w:numId w:val="17"/>
+          <w:numId w:val="16"/>
         </w:numPr>
         <w:spacing w:after="80"/>
       </w:pPr>
@@ -3138,7 +2923,7 @@
         <w:pStyle w:val="ListParagraph"/>
         <w:numPr>
           <w:ilvl w:val="0"/>
-          <w:numId w:val="18"/>
+          <w:numId w:val="17"/>
         </w:numPr>
         <w:spacing w:after="80"/>
       </w:pPr>
@@ -3151,7 +2936,7 @@
         <w:pStyle w:val="ListParagraph"/>
         <w:numPr>
           <w:ilvl w:val="0"/>
-          <w:numId w:val="18"/>
+          <w:numId w:val="17"/>
         </w:numPr>
         <w:spacing w:after="80"/>
       </w:pPr>
@@ -3164,7 +2949,7 @@
         <w:pStyle w:val="ListParagraph"/>
         <w:numPr>
           <w:ilvl w:val="0"/>
-          <w:numId w:val="18"/>
+          <w:numId w:val="17"/>
         </w:numPr>
         <w:spacing w:after="80"/>
       </w:pPr>
@@ -3177,7 +2962,7 @@
         <w:pStyle w:val="ListParagraph"/>
         <w:numPr>
           <w:ilvl w:val="0"/>
-          <w:numId w:val="18"/>
+          <w:numId w:val="17"/>
         </w:numPr>
         <w:spacing w:after="80"/>
       </w:pPr>
@@ -3294,7 +3079,7 @@
         <w:pStyle w:val="ListParagraph"/>
         <w:numPr>
           <w:ilvl w:val="0"/>
-          <w:numId w:val="19"/>
+          <w:numId w:val="18"/>
         </w:numPr>
         <w:spacing w:after="80"/>
       </w:pPr>
@@ -3368,7 +3153,7 @@
         <w:pStyle w:val="ListParagraph"/>
         <w:numPr>
           <w:ilvl w:val="0"/>
-          <w:numId w:val="19"/>
+          <w:numId w:val="18"/>
         </w:numPr>
         <w:spacing w:after="80"/>
       </w:pPr>
@@ -3388,7 +3173,7 @@
         <w:pStyle w:val="ListParagraph"/>
         <w:numPr>
           <w:ilvl w:val="0"/>
-          <w:numId w:val="19"/>
+          <w:numId w:val="18"/>
         </w:numPr>
         <w:spacing w:after="80"/>
       </w:pPr>
@@ -3417,7 +3202,7 @@
         <w:pStyle w:val="ListParagraph"/>
         <w:numPr>
           <w:ilvl w:val="0"/>
-          <w:numId w:val="19"/>
+          <w:numId w:val="18"/>
         </w:numPr>
         <w:spacing w:after="80"/>
       </w:pPr>
@@ -3437,7 +3222,7 @@
         <w:pStyle w:val="ListParagraph"/>
         <w:numPr>
           <w:ilvl w:val="0"/>
-          <w:numId w:val="19"/>
+          <w:numId w:val="18"/>
         </w:numPr>
         <w:spacing w:after="80"/>
       </w:pPr>
@@ -3457,7 +3242,7 @@
         <w:pStyle w:val="ListParagraph"/>
         <w:numPr>
           <w:ilvl w:val="0"/>
-          <w:numId w:val="19"/>
+          <w:numId w:val="18"/>
         </w:numPr>
         <w:spacing w:after="80"/>
       </w:pPr>
@@ -3581,7 +3366,7 @@
         <w:pStyle w:val="ListParagraph"/>
         <w:numPr>
           <w:ilvl w:val="0"/>
-          <w:numId w:val="20"/>
+          <w:numId w:val="19"/>
         </w:numPr>
         <w:spacing w:after="80"/>
       </w:pPr>
@@ -3601,7 +3386,7 @@
         <w:pStyle w:val="ListParagraph"/>
         <w:numPr>
           <w:ilvl w:val="0"/>
-          <w:numId w:val="20"/>
+          <w:numId w:val="19"/>
         </w:numPr>
         <w:spacing w:after="80"/>
       </w:pPr>
@@ -3621,7 +3406,7 @@
         <w:pStyle w:val="ListParagraph"/>
         <w:numPr>
           <w:ilvl w:val="0"/>
-          <w:numId w:val="20"/>
+          <w:numId w:val="19"/>
         </w:numPr>
         <w:spacing w:after="80"/>
       </w:pPr>
@@ -3641,7 +3426,7 @@
         <w:pStyle w:val="ListParagraph"/>
         <w:numPr>
           <w:ilvl w:val="0"/>
-          <w:numId w:val="20"/>
+          <w:numId w:val="19"/>
         </w:numPr>
         <w:spacing w:after="80"/>
       </w:pPr>
@@ -3661,7 +3446,7 @@
         <w:pStyle w:val="ListParagraph"/>
         <w:numPr>
           <w:ilvl w:val="0"/>
-          <w:numId w:val="20"/>
+          <w:numId w:val="19"/>
         </w:numPr>
         <w:spacing w:after="80"/>
       </w:pPr>
@@ -5079,7 +4864,7 @@
         <w:pStyle w:val="ListParagraph"/>
         <w:numPr>
           <w:ilvl w:val="0"/>
-          <w:numId w:val="21"/>
+          <w:numId w:val="20"/>
         </w:numPr>
         <w:spacing w:after="80"/>
       </w:pPr>
@@ -5092,7 +4877,7 @@
         <w:pStyle w:val="ListParagraph"/>
         <w:numPr>
           <w:ilvl w:val="0"/>
-          <w:numId w:val="21"/>
+          <w:numId w:val="20"/>
         </w:numPr>
         <w:spacing w:after="80"/>
       </w:pPr>
@@ -5105,7 +4890,7 @@
         <w:pStyle w:val="ListParagraph"/>
         <w:numPr>
           <w:ilvl w:val="0"/>
-          <w:numId w:val="21"/>
+          <w:numId w:val="20"/>
         </w:numPr>
         <w:spacing w:after="80"/>
       </w:pPr>
@@ -5118,7 +4903,7 @@
         <w:pStyle w:val="ListParagraph"/>
         <w:numPr>
           <w:ilvl w:val="0"/>
-          <w:numId w:val="21"/>
+          <w:numId w:val="20"/>
         </w:numPr>
         <w:spacing w:after="80"/>
       </w:pPr>
@@ -5131,7 +4916,7 @@
         <w:pStyle w:val="ListParagraph"/>
         <w:numPr>
           <w:ilvl w:val="0"/>
-          <w:numId w:val="21"/>
+          <w:numId w:val="20"/>
         </w:numPr>
         <w:spacing w:after="80"/>
       </w:pPr>
@@ -5475,12 +5260,6 @@
     </w:lvlOverride>
   </w:num>
   <w:num w:numId="20">
-    <w:abstractNumId w:val="2"/>
-    <w:lvlOverride w:ilvl="0">
-      <w:startOverride w:val="1"/>
-    </w:lvlOverride>
-  </w:num>
-  <w:num w:numId="21">
     <w:abstractNumId w:val="2"/>
     <w:lvlOverride w:ilvl="0">
       <w:startOverride w:val="1"/>

--- a/diplomna_rabota/Podgotovka_za_zashtitata.docx
+++ b/diplomna_rabota/Podgotovka_za_zashtitata.docx
@@ -2356,7 +2356,7 @@
     </w:p>
     <w:p>
       <w:pPr>
-        <w:keepNext w:val="false"/>
+        <w:keepNext/>
       </w:pPr>
       <w:r>
         <w:rPr>
@@ -2560,7 +2560,7 @@
     </w:p>
     <w:p>
       <w:pPr>
-        <w:keepNext w:val="false"/>
+        <w:keepNext/>
       </w:pPr>
       <w:r>
         <w:rPr>
@@ -2824,7 +2824,7 @@
     </w:p>
     <w:p>
       <w:pPr>
-        <w:keepNext w:val="false"/>
+        <w:keepNext/>
       </w:pPr>
       <w:r>
         <w:rPr>
@@ -2980,7 +2980,7 @@
     </w:p>
     <w:p>
       <w:pPr>
-        <w:keepNext w:val="false"/>
+        <w:keepNext/>
       </w:pPr>
       <w:r>
         <w:rPr>
@@ -3267,7 +3267,7 @@
     </w:p>
     <w:p>
       <w:pPr>
-        <w:keepNext w:val="false"/>
+        <w:keepNext/>
       </w:pPr>
       <w:r>
         <w:rPr>
